--- a/students/Navruzov Gamzabeg/Управление IT Наврузов.docx
+++ b/students/Navruzov Gamzabeg/Управление IT Наврузов.docx
@@ -1,6 +1,6 @@
 
 <file path=word/document.xml><?xml version="1.0" encoding="utf-8"?>
-<w:document xmlns:wpc="http://schemas.microsoft.com/office/word/2010/wordprocessingCanvas" xmlns:cx="http://schemas.microsoft.com/office/drawing/2014/chartex" xmlns:cx1="http://schemas.microsoft.com/office/drawing/2015/9/8/chartex" xmlns:cx2="http://schemas.microsoft.com/office/drawing/2015/10/21/chartex" xmlns:cx3="http://schemas.microsoft.com/office/drawing/2016/5/9/chartex" xmlns:cx4="http://schemas.microsoft.com/office/drawing/2016/5/10/chartex" xmlns:cx5="http://schemas.microsoft.com/office/drawing/2016/5/11/chartex" xmlns:cx6="http://schemas.microsoft.com/office/drawing/2016/5/12/chartex" xmlns:cx7="http://schemas.microsoft.com/office/drawing/2016/5/13/chartex" xmlns:cx8="http://schemas.microsoft.com/office/drawing/2016/5/14/chartex" xmlns:mc="http://schemas.openxmlformats.org/markup-compatibility/2006" xmlns:aink="http://schemas.microsoft.com/office/drawing/2016/ink" xmlns:am3d="http://schemas.microsoft.com/office/drawing/2017/model3d" xmlns:o="urn:schemas-microsoft-com:office:office" xmlns:oel="http://schemas.microsoft.com/office/2019/extlst" xmlns:r="http://schemas.openxmlformats.org/officeDocument/2006/relationships" xmlns:m="http://schemas.openxmlformats.org/officeDocument/2006/math" xmlns:v="urn:schemas-microsoft-com:vml" xmlns:wp14="http://schemas.microsoft.com/office/word/2010/wordprocessingDrawing" xmlns:wp="http://schemas.openxmlformats.org/drawingml/2006/wordprocessingDrawing" xmlns:w10="urn:schemas-microsoft-com:office:word" xmlns:w="http://schemas.openxmlformats.org/wordprocessingml/2006/main" xmlns:w14="http://schemas.microsoft.com/office/word/2010/wordml" xmlns:w15="http://schemas.microsoft.com/office/word/2012/wordml" xmlns:w16cex="http://schemas.microsoft.com/office/word/2018/wordml/cex" xmlns:w16cid="http://schemas.microsoft.com/office/word/2016/wordml/cid" xmlns:w16="http://schemas.microsoft.com/office/word/2018/wordml" xmlns:w16du="http://schemas.microsoft.com/office/word/2023/wordml/word16du" xmlns:w16sdtdh="http://schemas.microsoft.com/office/word/2020/wordml/sdtdatahash" xmlns:w16se="http://schemas.microsoft.com/office/word/2015/wordml/symex" xmlns:wpg="http://schemas.microsoft.com/office/word/2010/wordprocessingGroup" xmlns:wpi="http://schemas.microsoft.com/office/word/2010/wordprocessingInk" xmlns:wne="http://schemas.microsoft.com/office/word/2006/wordml" xmlns:wps="http://schemas.microsoft.com/office/word/2010/wordprocessingShape" mc:Ignorable="w14 w15 w16se w16cid w16 w16cex w16sdtdh w16du wp14">
+<w:document xmlns:wpc="http://schemas.microsoft.com/office/word/2010/wordprocessingCanvas" xmlns:cx="http://schemas.microsoft.com/office/drawing/2014/chartex" xmlns:cx1="http://schemas.microsoft.com/office/drawing/2015/9/8/chartex" xmlns:cx2="http://schemas.microsoft.com/office/drawing/2015/10/21/chartex" xmlns:cx3="http://schemas.microsoft.com/office/drawing/2016/5/9/chartex" xmlns:cx4="http://schemas.microsoft.com/office/drawing/2016/5/10/chartex" xmlns:cx5="http://schemas.microsoft.com/office/drawing/2016/5/11/chartex" xmlns:cx6="http://schemas.microsoft.com/office/drawing/2016/5/12/chartex" xmlns:cx7="http://schemas.microsoft.com/office/drawing/2016/5/13/chartex" xmlns:cx8="http://schemas.microsoft.com/office/drawing/2016/5/14/chartex" xmlns:mc="http://schemas.openxmlformats.org/markup-compatibility/2006" xmlns:aink="http://schemas.microsoft.com/office/drawing/2016/ink" xmlns:am3d="http://schemas.microsoft.com/office/drawing/2017/model3d" xmlns:o="urn:schemas-microsoft-com:office:office" xmlns:oel="http://schemas.microsoft.com/office/2019/extlst" xmlns:r="http://schemas.openxmlformats.org/officeDocument/2006/relationships" xmlns:m="http://schemas.openxmlformats.org/officeDocument/2006/math" xmlns:v="urn:schemas-microsoft-com:vml" xmlns:wp14="http://schemas.microsoft.com/office/word/2010/wordprocessingDrawing" xmlns:wp="http://schemas.openxmlformats.org/drawingml/2006/wordprocessingDrawing" xmlns:w10="urn:schemas-microsoft-com:office:word" xmlns:w="http://schemas.openxmlformats.org/wordprocessingml/2006/main" xmlns:w14="http://schemas.microsoft.com/office/word/2010/wordml" xmlns:w15="http://schemas.microsoft.com/office/word/2012/wordml" xmlns:w16cex="http://schemas.microsoft.com/office/word/2018/wordml/cex" xmlns:w16cid="http://schemas.microsoft.com/office/word/2016/wordml/cid" xmlns:w16="http://schemas.microsoft.com/office/word/2018/wordml" xmlns:w16du="http://schemas.microsoft.com/office/word/2023/wordml/word16du" xmlns:w16sdtdh="http://schemas.microsoft.com/office/word/2020/wordml/sdtdatahash" xmlns:w16sdtfl="http://schemas.microsoft.com/office/word/2024/wordml/sdtformatlock" xmlns:w16se="http://schemas.microsoft.com/office/word/2015/wordml/symex" xmlns:wpg="http://schemas.microsoft.com/office/word/2010/wordprocessingGroup" xmlns:wpi="http://schemas.microsoft.com/office/word/2010/wordprocessingInk" xmlns:wne="http://schemas.microsoft.com/office/word/2006/wordml" xmlns:wps="http://schemas.microsoft.com/office/word/2010/wordprocessingShape" mc:Ignorable="w14 w15 w16se w16cid w16 w16cex w16sdtdh w16sdtfl w16du wp14">
   <w:body>
     <w:p>
       <w:pPr>
@@ -3788,25 +3788,7 @@
                 <w:sz w:val="20"/>
                 <w:lang w:val="ru-RU"/>
               </w:rPr>
-              <w:t xml:space="preserve"> (</w:t>
-            </w:r>
-            <w:proofErr w:type="spellStart"/>
-            <w:r>
-              <w:rPr>
-                <w:i/>
-                <w:sz w:val="20"/>
-                <w:lang w:val="ru-RU"/>
-              </w:rPr>
-              <w:t>релизные</w:t>
-            </w:r>
-            <w:proofErr w:type="spellEnd"/>
-            <w:r>
-              <w:rPr>
-                <w:i/>
-                <w:sz w:val="20"/>
-                <w:lang w:val="ru-RU"/>
-              </w:rPr>
-              <w:t xml:space="preserve"> версии 1.0 и 2.0).</w:t>
+              <w:t xml:space="preserve"> (релизные версии 1.0 и 2.0).</w:t>
             </w:r>
           </w:p>
           <w:p>
@@ -8102,56 +8084,61 @@
               <w:rPr>
                 <w:i/>
                 <w:sz w:val="20"/>
+                <w:lang w:val="ru-RU"/>
+              </w:rPr>
+              <w:t xml:space="preserve">UI/UX-дизайнер </w:t>
+            </w:r>
+            <w:proofErr w:type="gramStart"/>
+            <w:r>
+              <w:rPr>
+                <w:i/>
+                <w:sz w:val="20"/>
+                <w:lang w:val="ru-RU"/>
+              </w:rPr>
+              <w:t>+</w:t>
+            </w:r>
+            <w:r>
+              <w:rPr>
+                <w:i/>
+                <w:sz w:val="20"/>
+                <w:lang w:val="ru-RU"/>
+              </w:rPr>
+              <w:t xml:space="preserve"> </w:t>
+            </w:r>
+            <w:r>
+              <w:rPr>
+                <w:i/>
+                <w:sz w:val="20"/>
+                <w:lang w:val="ru-RU"/>
+              </w:rPr>
+              <w:t xml:space="preserve"> </w:t>
+            </w:r>
+            <w:proofErr w:type="spellStart"/>
+            <w:r>
+              <w:rPr>
+                <w:i/>
+                <w:sz w:val="20"/>
+                <w:lang w:val="ru-RU"/>
               </w:rPr>
               <w:t>Frontend</w:t>
             </w:r>
-            <w:r>
-              <w:rPr>
-                <w:i/>
-                <w:sz w:val="20"/>
-                <w:lang w:val="ru-RU"/>
-              </w:rPr>
-              <w:t>-разработчик — 1</w:t>
-            </w:r>
-          </w:p>
-          <w:p>
-            <w:pPr>
-              <w:pStyle w:val="TableParagraph"/>
-              <w:rPr>
-                <w:i/>
-                <w:sz w:val="20"/>
-                <w:lang w:val="ru-RU"/>
-              </w:rPr>
-            </w:pPr>
-            <w:r>
-              <w:rPr>
-                <w:i/>
-                <w:sz w:val="20"/>
-              </w:rPr>
-              <w:t>UI</w:t>
-            </w:r>
-            <w:r>
-              <w:rPr>
-                <w:i/>
-                <w:sz w:val="20"/>
-                <w:lang w:val="ru-RU"/>
-              </w:rPr>
-              <w:t>/</w:t>
-            </w:r>
-            <w:r>
-              <w:rPr>
-                <w:i/>
-                <w:sz w:val="20"/>
-              </w:rPr>
-              <w:t>UX</w:t>
-            </w:r>
-            <w:r>
-              <w:rPr>
-                <w:i/>
-                <w:sz w:val="20"/>
-                <w:lang w:val="ru-RU"/>
-              </w:rPr>
-              <w:t xml:space="preserve"> дизайнер — 1</w:t>
+            <w:proofErr w:type="spellEnd"/>
+            <w:proofErr w:type="gramEnd"/>
+            <w:r>
+              <w:rPr>
+                <w:i/>
+                <w:sz w:val="20"/>
+                <w:lang w:val="ru-RU"/>
+              </w:rPr>
+              <w:t>-разработчик</w:t>
+            </w:r>
+            <w:r>
+              <w:rPr>
+                <w:i/>
+                <w:sz w:val="20"/>
+                <w:lang w:val="ru-RU"/>
+              </w:rPr>
+              <w:t xml:space="preserve"> -1</w:t>
             </w:r>
           </w:p>
           <w:p>
@@ -8170,42 +8157,6 @@
                 <w:lang w:val="ru-RU"/>
               </w:rPr>
               <w:t>Тестировщик — 1</w:t>
-            </w:r>
-          </w:p>
-          <w:p>
-            <w:pPr>
-              <w:pStyle w:val="TableParagraph"/>
-              <w:rPr>
-                <w:i/>
-                <w:sz w:val="20"/>
-                <w:lang w:val="ru-RU"/>
-              </w:rPr>
-            </w:pPr>
-            <w:r>
-              <w:rPr>
-                <w:i/>
-                <w:sz w:val="20"/>
-                <w:lang w:val="ru-RU"/>
-              </w:rPr>
-              <w:t>Технический писатель — 1</w:t>
-            </w:r>
-          </w:p>
-          <w:p>
-            <w:pPr>
-              <w:pStyle w:val="TableParagraph"/>
-              <w:rPr>
-                <w:i/>
-                <w:sz w:val="20"/>
-                <w:lang w:val="ru-RU"/>
-              </w:rPr>
-            </w:pPr>
-            <w:r>
-              <w:rPr>
-                <w:i/>
-                <w:sz w:val="20"/>
-                <w:lang w:val="ru-RU"/>
-              </w:rPr>
-              <w:t>Руководитель команды — 1</w:t>
             </w:r>
           </w:p>
           <w:p>
@@ -8217,9 +8168,23 @@
               <w:rPr>
                 <w:i/>
                 <w:sz w:val="20"/>
-                <w:lang w:val="ru-RU"/>
-              </w:rPr>
-            </w:pPr>
+              </w:rPr>
+            </w:pPr>
+            <w:r>
+              <w:rPr>
+                <w:i/>
+                <w:sz w:val="20"/>
+                <w:lang w:val="ru-RU"/>
+              </w:rPr>
+              <w:t>Руководитель проекта + Технический писатель</w:t>
+            </w:r>
+            <w:r>
+              <w:rPr>
+                <w:i/>
+                <w:sz w:val="20"/>
+              </w:rPr>
+              <w:t xml:space="preserve"> - 1</w:t>
+            </w:r>
           </w:p>
         </w:tc>
       </w:tr>
@@ -8823,6 +8788,7 @@
               <w:rPr>
                 <w:i/>
                 <w:sz w:val="20"/>
+                <w:lang w:val="ru-RU"/>
               </w:rPr>
             </w:pPr>
             <w:proofErr w:type="spellStart"/>
@@ -12644,7 +12610,6 @@
               </w:rPr>
               <w:t xml:space="preserve"> </w:t>
             </w:r>
-            <w:proofErr w:type="spellStart"/>
             <w:r>
               <w:rPr>
                 <w:b/>
@@ -12652,7 +12617,6 @@
               </w:rPr>
               <w:t>Поставки</w:t>
             </w:r>
-            <w:proofErr w:type="spellEnd"/>
             <w:r>
               <w:rPr>
                 <w:b/>
@@ -14485,6 +14449,212 @@
           <w:p>
             <w:pPr>
               <w:pStyle w:val="TableParagraph"/>
+              <w:rPr>
+                <w:i/>
+                <w:sz w:val="20"/>
+                <w:lang w:val="ru-RU"/>
+              </w:rPr>
+            </w:pPr>
+            <w:r>
+              <w:rPr>
+                <w:i/>
+                <w:sz w:val="20"/>
+                <w:lang w:val="ru-RU"/>
+              </w:rPr>
+              <w:t xml:space="preserve">Для выполнения проекта </w:t>
+            </w:r>
+            <w:r>
+              <w:rPr>
+                <w:i/>
+                <w:sz w:val="20"/>
+                <w:lang w:val="ru-RU"/>
+              </w:rPr>
+              <w:t>назначаются</w:t>
+            </w:r>
+            <w:r>
+              <w:rPr>
+                <w:i/>
+                <w:sz w:val="20"/>
+                <w:lang w:val="ru-RU"/>
+              </w:rPr>
+              <w:t>:</w:t>
+            </w:r>
+            <w:r>
+              <w:rPr>
+                <w:i/>
+                <w:sz w:val="20"/>
+                <w:lang w:val="ru-RU"/>
+              </w:rPr>
+              <w:t xml:space="preserve"> Один </w:t>
+            </w:r>
+            <w:proofErr w:type="spellStart"/>
+            <w:r>
+              <w:rPr>
+                <w:i/>
+                <w:sz w:val="20"/>
+                <w:lang w:val="ru-RU"/>
+              </w:rPr>
+              <w:t>backend</w:t>
+            </w:r>
+            <w:proofErr w:type="spellEnd"/>
+            <w:r>
+              <w:rPr>
+                <w:i/>
+                <w:sz w:val="20"/>
+                <w:lang w:val="ru-RU"/>
+              </w:rPr>
+              <w:t>-</w:t>
+            </w:r>
+            <w:proofErr w:type="gramStart"/>
+            <w:r>
+              <w:rPr>
+                <w:i/>
+                <w:sz w:val="20"/>
+                <w:lang w:val="ru-RU"/>
+              </w:rPr>
+              <w:t>разработчик</w:t>
+            </w:r>
+            <w:r>
+              <w:rPr>
+                <w:i/>
+                <w:sz w:val="20"/>
+                <w:lang w:val="ru-RU"/>
+              </w:rPr>
+              <w:t xml:space="preserve"> </w:t>
+            </w:r>
+            <w:r>
+              <w:rPr>
+                <w:i/>
+                <w:sz w:val="20"/>
+                <w:lang w:val="ru-RU"/>
+              </w:rPr>
+              <w:t>,</w:t>
+            </w:r>
+            <w:proofErr w:type="gramEnd"/>
+            <w:r>
+              <w:rPr>
+                <w:i/>
+                <w:sz w:val="20"/>
+                <w:lang w:val="ru-RU"/>
+              </w:rPr>
+              <w:t xml:space="preserve"> один </w:t>
+            </w:r>
+            <w:r>
+              <w:rPr>
+                <w:i/>
+                <w:sz w:val="20"/>
+                <w:lang w:val="ru-RU"/>
+              </w:rPr>
+              <w:t xml:space="preserve">UI/UX-дизайнер </w:t>
+            </w:r>
+            <w:proofErr w:type="gramStart"/>
+            <w:r>
+              <w:rPr>
+                <w:i/>
+                <w:sz w:val="20"/>
+                <w:lang w:val="ru-RU"/>
+              </w:rPr>
+              <w:t xml:space="preserve">+  </w:t>
+            </w:r>
+            <w:proofErr w:type="spellStart"/>
+            <w:r>
+              <w:rPr>
+                <w:i/>
+                <w:sz w:val="20"/>
+                <w:lang w:val="ru-RU"/>
+              </w:rPr>
+              <w:t>Frontend</w:t>
+            </w:r>
+            <w:proofErr w:type="spellEnd"/>
+            <w:proofErr w:type="gramEnd"/>
+            <w:r>
+              <w:rPr>
+                <w:i/>
+                <w:sz w:val="20"/>
+                <w:lang w:val="ru-RU"/>
+              </w:rPr>
+              <w:t>-</w:t>
+            </w:r>
+            <w:proofErr w:type="gramStart"/>
+            <w:r>
+              <w:rPr>
+                <w:i/>
+                <w:sz w:val="20"/>
+                <w:lang w:val="ru-RU"/>
+              </w:rPr>
+              <w:t xml:space="preserve">разработчик </w:t>
+            </w:r>
+            <w:r>
+              <w:rPr>
+                <w:i/>
+                <w:sz w:val="20"/>
+                <w:lang w:val="ru-RU"/>
+              </w:rPr>
+              <w:t>,</w:t>
+            </w:r>
+            <w:proofErr w:type="gramEnd"/>
+            <w:r>
+              <w:rPr>
+                <w:i/>
+                <w:sz w:val="20"/>
+                <w:lang w:val="ru-RU"/>
+              </w:rPr>
+              <w:t xml:space="preserve"> один </w:t>
+            </w:r>
+            <w:r>
+              <w:rPr>
+                <w:i/>
+                <w:sz w:val="20"/>
+                <w:lang w:val="ru-RU"/>
+              </w:rPr>
+              <w:t>тестировщик,</w:t>
+            </w:r>
+            <w:r>
+              <w:rPr>
+                <w:i/>
+                <w:sz w:val="20"/>
+                <w:lang w:val="ru-RU"/>
+              </w:rPr>
+              <w:t xml:space="preserve"> о</w:t>
+            </w:r>
+            <w:r>
+              <w:rPr>
+                <w:i/>
+                <w:sz w:val="20"/>
+                <w:lang w:val="ru-RU"/>
+              </w:rPr>
+              <w:t xml:space="preserve">дин </w:t>
+            </w:r>
+            <w:r>
+              <w:rPr>
+                <w:i/>
+                <w:sz w:val="20"/>
+                <w:lang w:val="ru-RU"/>
+              </w:rPr>
+              <w:t xml:space="preserve">Руководитель проекта + Технический </w:t>
+            </w:r>
+            <w:proofErr w:type="gramStart"/>
+            <w:r>
+              <w:rPr>
+                <w:i/>
+                <w:sz w:val="20"/>
+                <w:lang w:val="ru-RU"/>
+              </w:rPr>
+              <w:t xml:space="preserve">писатель </w:t>
+            </w:r>
+            <w:r>
+              <w:rPr>
+                <w:i/>
+                <w:sz w:val="20"/>
+                <w:lang w:val="ru-RU"/>
+              </w:rPr>
+              <w:t>.</w:t>
+            </w:r>
+            <w:proofErr w:type="gramEnd"/>
+          </w:p>
+          <w:p>
+            <w:pPr>
+              <w:pStyle w:val="TableParagraph"/>
               <w:spacing w:before="63"/>
               <w:ind w:left="108"/>
               <w:jc w:val="both"/>
@@ -14500,49 +14670,102 @@
                 <w:sz w:val="20"/>
                 <w:lang w:val="ru-RU"/>
               </w:rPr>
-              <w:t xml:space="preserve">Для выполнения проекта </w:t>
-            </w:r>
-            <w:r>
-              <w:rPr>
-                <w:i/>
-                <w:sz w:val="20"/>
-                <w:lang w:val="ru-RU"/>
-              </w:rPr>
-              <w:t>назначаются</w:t>
-            </w:r>
-            <w:r>
-              <w:rPr>
-                <w:i/>
-                <w:sz w:val="20"/>
-                <w:lang w:val="ru-RU"/>
-              </w:rPr>
-              <w:t>:</w:t>
-            </w:r>
-            <w:r>
-              <w:rPr>
-                <w:i/>
-                <w:sz w:val="20"/>
-                <w:lang w:val="ru-RU"/>
-              </w:rPr>
-              <w:t xml:space="preserve"> Один </w:t>
-            </w:r>
-            <w:proofErr w:type="spellStart"/>
-            <w:r>
-              <w:rPr>
-                <w:i/>
-                <w:sz w:val="20"/>
-                <w:lang w:val="ru-RU"/>
-              </w:rPr>
-              <w:t>backend</w:t>
-            </w:r>
-            <w:proofErr w:type="spellEnd"/>
-            <w:r>
-              <w:rPr>
-                <w:i/>
-                <w:sz w:val="20"/>
-                <w:lang w:val="ru-RU"/>
-              </w:rPr>
-              <w:t>-</w:t>
+              <w:t>Список</w:t>
+            </w:r>
+            <w:r>
+              <w:rPr>
+                <w:i/>
+                <w:spacing w:val="-11"/>
+                <w:sz w:val="20"/>
+                <w:lang w:val="ru-RU"/>
+              </w:rPr>
+              <w:t xml:space="preserve"> </w:t>
+            </w:r>
+            <w:r>
+              <w:rPr>
+                <w:i/>
+                <w:sz w:val="20"/>
+                <w:lang w:val="ru-RU"/>
+              </w:rPr>
+              <w:t>членов</w:t>
+            </w:r>
+            <w:r>
+              <w:rPr>
+                <w:i/>
+                <w:spacing w:val="-9"/>
+                <w:sz w:val="20"/>
+                <w:lang w:val="ru-RU"/>
+              </w:rPr>
+              <w:t xml:space="preserve"> </w:t>
+            </w:r>
+            <w:r>
+              <w:rPr>
+                <w:i/>
+                <w:sz w:val="20"/>
+                <w:lang w:val="ru-RU"/>
+              </w:rPr>
+              <w:t>команды</w:t>
+            </w:r>
+            <w:r>
+              <w:rPr>
+                <w:i/>
+                <w:spacing w:val="-10"/>
+                <w:sz w:val="20"/>
+                <w:lang w:val="ru-RU"/>
+              </w:rPr>
+              <w:t xml:space="preserve"> </w:t>
+            </w:r>
+            <w:r>
+              <w:rPr>
+                <w:i/>
+                <w:spacing w:val="-2"/>
+                <w:sz w:val="20"/>
+                <w:lang w:val="ru-RU"/>
+              </w:rPr>
+              <w:t>проекта:</w:t>
+            </w:r>
+          </w:p>
+          <w:p>
+            <w:pPr>
+              <w:pStyle w:val="TableParagraph"/>
+              <w:rPr>
+                <w:i/>
+                <w:sz w:val="20"/>
+                <w:lang w:val="ru-RU"/>
+              </w:rPr>
+            </w:pPr>
+            <w:r>
+              <w:rPr>
+                <w:i/>
+                <w:sz w:val="20"/>
+              </w:rPr>
+              <w:t>Backend</w:t>
+            </w:r>
+            <w:r>
+              <w:rPr>
+                <w:i/>
+                <w:sz w:val="20"/>
+                <w:lang w:val="ru-RU"/>
+              </w:rPr>
+              <w:t>-разработчик — 1</w:t>
+            </w:r>
+          </w:p>
+          <w:p>
+            <w:pPr>
+              <w:pStyle w:val="TableParagraph"/>
+              <w:rPr>
+                <w:i/>
+                <w:sz w:val="20"/>
+                <w:lang w:val="ru-RU"/>
+              </w:rPr>
+            </w:pPr>
+            <w:r>
+              <w:rPr>
+                <w:i/>
+                <w:sz w:val="20"/>
+                <w:lang w:val="ru-RU"/>
+              </w:rPr>
+              <w:t xml:space="preserve">UI/UX-дизайнер </w:t>
             </w:r>
             <w:proofErr w:type="gramStart"/>
             <w:r>
@@ -14551,24 +14774,18 @@
                 <w:sz w:val="20"/>
                 <w:lang w:val="ru-RU"/>
               </w:rPr>
-              <w:t>разработчик</w:t>
-            </w:r>
-            <w:r>
-              <w:rPr>
-                <w:i/>
-                <w:sz w:val="20"/>
-                <w:lang w:val="ru-RU"/>
-              </w:rPr>
-              <w:t xml:space="preserve"> </w:t>
-            </w:r>
-            <w:r>
-              <w:rPr>
-                <w:i/>
-                <w:sz w:val="20"/>
-                <w:lang w:val="ru-RU"/>
-              </w:rPr>
-              <w:t>,</w:t>
-            </w:r>
+              <w:t xml:space="preserve">+  </w:t>
+            </w:r>
+            <w:proofErr w:type="spellStart"/>
+            <w:r>
+              <w:rPr>
+                <w:i/>
+                <w:sz w:val="20"/>
+                <w:lang w:val="ru-RU"/>
+              </w:rPr>
+              <w:t>Frontend</w:t>
+            </w:r>
+            <w:proofErr w:type="spellEnd"/>
             <w:proofErr w:type="gramEnd"/>
             <w:r>
               <w:rPr>
@@ -14576,252 +14793,7 @@
                 <w:sz w:val="20"/>
                 <w:lang w:val="ru-RU"/>
               </w:rPr>
-              <w:t xml:space="preserve"> один </w:t>
-            </w:r>
-            <w:proofErr w:type="spellStart"/>
-            <w:r>
-              <w:rPr>
-                <w:i/>
-                <w:sz w:val="20"/>
-                <w:lang w:val="ru-RU"/>
-              </w:rPr>
-              <w:t>frontend</w:t>
-            </w:r>
-            <w:proofErr w:type="spellEnd"/>
-            <w:r>
-              <w:rPr>
-                <w:i/>
-                <w:sz w:val="20"/>
-                <w:lang w:val="ru-RU"/>
-              </w:rPr>
-              <w:t xml:space="preserve">-разработчик, </w:t>
-            </w:r>
-            <w:r>
-              <w:rPr>
-                <w:i/>
-                <w:sz w:val="20"/>
-                <w:lang w:val="ru-RU"/>
-              </w:rPr>
-              <w:t xml:space="preserve">один </w:t>
-            </w:r>
-            <w:r>
-              <w:rPr>
-                <w:i/>
-                <w:sz w:val="20"/>
-                <w:lang w:val="ru-RU"/>
-              </w:rPr>
-              <w:t>UX/UI-дизайнер,</w:t>
-            </w:r>
-            <w:r>
-              <w:rPr>
-                <w:i/>
-                <w:sz w:val="20"/>
-                <w:lang w:val="ru-RU"/>
-              </w:rPr>
-              <w:t xml:space="preserve"> один </w:t>
-            </w:r>
-            <w:r>
-              <w:rPr>
-                <w:i/>
-                <w:sz w:val="20"/>
-                <w:lang w:val="ru-RU"/>
-              </w:rPr>
-              <w:t>тестировщик,</w:t>
-            </w:r>
-            <w:r>
-              <w:rPr>
-                <w:i/>
-                <w:sz w:val="20"/>
-                <w:lang w:val="ru-RU"/>
-              </w:rPr>
-              <w:t xml:space="preserve"> о</w:t>
-            </w:r>
-            <w:r>
-              <w:rPr>
-                <w:i/>
-                <w:sz w:val="20"/>
-                <w:lang w:val="ru-RU"/>
-              </w:rPr>
-              <w:t>дин технический писатель,</w:t>
-            </w:r>
-            <w:r>
-              <w:rPr>
-                <w:i/>
-                <w:sz w:val="20"/>
-                <w:lang w:val="ru-RU"/>
-              </w:rPr>
-              <w:t xml:space="preserve"> </w:t>
-            </w:r>
-            <w:r>
-              <w:rPr>
-                <w:i/>
-                <w:sz w:val="20"/>
-                <w:lang w:val="ru-RU"/>
-              </w:rPr>
-              <w:t>один руководитель команды.</w:t>
-            </w:r>
-          </w:p>
-          <w:p>
-            <w:pPr>
-              <w:pStyle w:val="TableParagraph"/>
-              <w:spacing w:before="63"/>
-              <w:ind w:left="108"/>
-              <w:jc w:val="both"/>
-              <w:rPr>
-                <w:i/>
-                <w:sz w:val="20"/>
-                <w:lang w:val="ru-RU"/>
-              </w:rPr>
-            </w:pPr>
-            <w:r>
-              <w:rPr>
-                <w:i/>
-                <w:sz w:val="20"/>
-                <w:lang w:val="ru-RU"/>
-              </w:rPr>
-              <w:t>Список</w:t>
-            </w:r>
-            <w:r>
-              <w:rPr>
-                <w:i/>
-                <w:spacing w:val="-11"/>
-                <w:sz w:val="20"/>
-                <w:lang w:val="ru-RU"/>
-              </w:rPr>
-              <w:t xml:space="preserve"> </w:t>
-            </w:r>
-            <w:r>
-              <w:rPr>
-                <w:i/>
-                <w:sz w:val="20"/>
-                <w:lang w:val="ru-RU"/>
-              </w:rPr>
-              <w:t>членов</w:t>
-            </w:r>
-            <w:r>
-              <w:rPr>
-                <w:i/>
-                <w:spacing w:val="-9"/>
-                <w:sz w:val="20"/>
-                <w:lang w:val="ru-RU"/>
-              </w:rPr>
-              <w:t xml:space="preserve"> </w:t>
-            </w:r>
-            <w:r>
-              <w:rPr>
-                <w:i/>
-                <w:sz w:val="20"/>
-                <w:lang w:val="ru-RU"/>
-              </w:rPr>
-              <w:t>команды</w:t>
-            </w:r>
-            <w:r>
-              <w:rPr>
-                <w:i/>
-                <w:spacing w:val="-10"/>
-                <w:sz w:val="20"/>
-                <w:lang w:val="ru-RU"/>
-              </w:rPr>
-              <w:t xml:space="preserve"> </w:t>
-            </w:r>
-            <w:r>
-              <w:rPr>
-                <w:i/>
-                <w:spacing w:val="-2"/>
-                <w:sz w:val="20"/>
-                <w:lang w:val="ru-RU"/>
-              </w:rPr>
-              <w:t>проекта:</w:t>
-            </w:r>
-          </w:p>
-          <w:p>
-            <w:pPr>
-              <w:pStyle w:val="TableParagraph"/>
-              <w:rPr>
-                <w:i/>
-                <w:sz w:val="20"/>
-                <w:lang w:val="ru-RU"/>
-              </w:rPr>
-            </w:pPr>
-            <w:r>
-              <w:rPr>
-                <w:i/>
-                <w:sz w:val="20"/>
-              </w:rPr>
-              <w:t>Backend</w:t>
-            </w:r>
-            <w:r>
-              <w:rPr>
-                <w:i/>
-                <w:sz w:val="20"/>
-                <w:lang w:val="ru-RU"/>
-              </w:rPr>
-              <w:t>-разработчик — 1</w:t>
-            </w:r>
-          </w:p>
-          <w:p>
-            <w:pPr>
-              <w:pStyle w:val="TableParagraph"/>
-              <w:rPr>
-                <w:i/>
-                <w:sz w:val="20"/>
-                <w:lang w:val="ru-RU"/>
-              </w:rPr>
-            </w:pPr>
-            <w:r>
-              <w:rPr>
-                <w:i/>
-                <w:sz w:val="20"/>
-              </w:rPr>
-              <w:t>Frontend</w:t>
-            </w:r>
-            <w:r>
-              <w:rPr>
-                <w:i/>
-                <w:sz w:val="20"/>
-                <w:lang w:val="ru-RU"/>
-              </w:rPr>
-              <w:t>-разработчик — 1</w:t>
-            </w:r>
-          </w:p>
-          <w:p>
-            <w:pPr>
-              <w:pStyle w:val="TableParagraph"/>
-              <w:rPr>
-                <w:i/>
-                <w:sz w:val="20"/>
-                <w:lang w:val="ru-RU"/>
-              </w:rPr>
-            </w:pPr>
-            <w:r>
-              <w:rPr>
-                <w:i/>
-                <w:sz w:val="20"/>
-              </w:rPr>
-              <w:t>UI</w:t>
-            </w:r>
-            <w:r>
-              <w:rPr>
-                <w:i/>
-                <w:sz w:val="20"/>
-                <w:lang w:val="ru-RU"/>
-              </w:rPr>
-              <w:t>/</w:t>
-            </w:r>
-            <w:r>
-              <w:rPr>
-                <w:i/>
-                <w:sz w:val="20"/>
-              </w:rPr>
-              <w:t>UX</w:t>
-            </w:r>
-            <w:r>
-              <w:rPr>
-                <w:i/>
-                <w:sz w:val="20"/>
-                <w:lang w:val="ru-RU"/>
-              </w:rPr>
-              <w:t xml:space="preserve"> дизайнер — 1</w:t>
+              <w:t>-разработчик -1</w:t>
             </w:r>
           </w:p>
           <w:p>
@@ -14840,42 +14812,6 @@
                 <w:lang w:val="ru-RU"/>
               </w:rPr>
               <w:t>Тестировщик — 1</w:t>
-            </w:r>
-          </w:p>
-          <w:p>
-            <w:pPr>
-              <w:pStyle w:val="TableParagraph"/>
-              <w:rPr>
-                <w:i/>
-                <w:sz w:val="20"/>
-                <w:lang w:val="ru-RU"/>
-              </w:rPr>
-            </w:pPr>
-            <w:r>
-              <w:rPr>
-                <w:i/>
-                <w:sz w:val="20"/>
-                <w:lang w:val="ru-RU"/>
-              </w:rPr>
-              <w:t>Технический писатель — 1</w:t>
-            </w:r>
-          </w:p>
-          <w:p>
-            <w:pPr>
-              <w:pStyle w:val="TableParagraph"/>
-              <w:rPr>
-                <w:i/>
-                <w:sz w:val="20"/>
-                <w:lang w:val="ru-RU"/>
-              </w:rPr>
-            </w:pPr>
-            <w:r>
-              <w:rPr>
-                <w:i/>
-                <w:sz w:val="20"/>
-                <w:lang w:val="ru-RU"/>
-              </w:rPr>
-              <w:t>Руководитель команды — 1</w:t>
             </w:r>
           </w:p>
           <w:p>
@@ -14885,13 +14821,20 @@
                 <w:tab w:val="left" w:pos="327"/>
               </w:tabs>
               <w:spacing w:before="60"/>
-              <w:ind w:left="327"/>
-              <w:rPr>
-                <w:i/>
-                <w:sz w:val="20"/>
-                <w:lang w:val="ru-RU"/>
-              </w:rPr>
-            </w:pPr>
+              <w:rPr>
+                <w:i/>
+                <w:sz w:val="20"/>
+                <w:lang w:val="ru-RU"/>
+              </w:rPr>
+            </w:pPr>
+            <w:r>
+              <w:rPr>
+                <w:i/>
+                <w:sz w:val="20"/>
+                <w:lang w:val="ru-RU"/>
+              </w:rPr>
+              <w:t>Руководитель проекта + Технический писатель - 1</w:t>
+            </w:r>
           </w:p>
         </w:tc>
       </w:tr>
@@ -17493,6 +17436,780 @@
         <w:spacing w:before="42"/>
       </w:pPr>
     </w:p>
+    <w:p>
+      <w:pPr>
+        <w:spacing w:before="42"/>
+      </w:pPr>
+    </w:p>
+    <w:p>
+      <w:pPr>
+        <w:spacing w:before="42"/>
+      </w:pPr>
+    </w:p>
+    <w:p>
+      <w:pPr>
+        <w:spacing w:before="42"/>
+      </w:pPr>
+    </w:p>
+    <w:p>
+      <w:pPr>
+        <w:spacing w:before="42"/>
+      </w:pPr>
+    </w:p>
+    <w:p>
+      <w:pPr>
+        <w:spacing w:before="42"/>
+      </w:pPr>
+    </w:p>
+    <w:p>
+      <w:pPr>
+        <w:spacing w:before="42"/>
+      </w:pPr>
+    </w:p>
+    <w:p>
+      <w:pPr>
+        <w:spacing w:before="42"/>
+      </w:pPr>
+    </w:p>
+    <w:p>
+      <w:pPr>
+        <w:spacing w:before="42"/>
+      </w:pPr>
+    </w:p>
+    <w:p>
+      <w:pPr>
+        <w:spacing w:before="42"/>
+      </w:pPr>
+    </w:p>
+    <w:p>
+      <w:pPr>
+        <w:spacing w:before="42"/>
+      </w:pPr>
+    </w:p>
+    <w:p>
+      <w:pPr>
+        <w:spacing w:before="42"/>
+      </w:pPr>
+    </w:p>
+    <w:p>
+      <w:pPr>
+        <w:spacing w:before="42"/>
+      </w:pPr>
+    </w:p>
+    <w:p>
+      <w:pPr>
+        <w:spacing w:before="42"/>
+      </w:pPr>
+    </w:p>
+    <w:p>
+      <w:pPr>
+        <w:spacing w:before="42"/>
+      </w:pPr>
+    </w:p>
+    <w:p>
+      <w:pPr>
+        <w:spacing w:before="42"/>
+      </w:pPr>
+    </w:p>
+    <w:p>
+      <w:pPr>
+        <w:spacing w:before="42"/>
+      </w:pPr>
+    </w:p>
+    <w:p>
+      <w:pPr>
+        <w:spacing w:before="42"/>
+      </w:pPr>
+    </w:p>
+    <w:p>
+      <w:pPr>
+        <w:spacing w:before="42"/>
+      </w:pPr>
+    </w:p>
+    <w:p>
+      <w:pPr>
+        <w:spacing w:before="42"/>
+      </w:pPr>
+    </w:p>
+    <w:p>
+      <w:pPr>
+        <w:spacing w:before="42"/>
+        <w:jc w:val="center"/>
+        <w:rPr>
+          <w:b/>
+          <w:bCs/>
+          <w:sz w:val="32"/>
+          <w:szCs w:val="32"/>
+        </w:rPr>
+      </w:pPr>
+      <w:r>
+        <w:rPr>
+          <w:b/>
+          <w:bCs/>
+          <w:sz w:val="32"/>
+          <w:szCs w:val="32"/>
+        </w:rPr>
+        <w:lastRenderedPageBreak/>
+        <w:t>Что именно планируется сделать</w:t>
+      </w:r>
+    </w:p>
+    <w:p>
+      <w:pPr>
+        <w:spacing w:before="42"/>
+        <w:jc w:val="center"/>
+        <w:rPr>
+          <w:b/>
+          <w:bCs/>
+          <w:sz w:val="32"/>
+          <w:szCs w:val="32"/>
+        </w:rPr>
+      </w:pPr>
+    </w:p>
+    <w:p>
+      <w:pPr>
+        <w:spacing w:before="42"/>
+      </w:pPr>
+      <w:r>
+        <w:rPr>
+          <w:b/>
+          <w:bCs/>
+        </w:rPr>
+        <w:t>Продукт проекта</w:t>
+      </w:r>
+      <w:r>
+        <w:t xml:space="preserve"> — веб-приложение интернет-магазина электронной техники </w:t>
+      </w:r>
+      <w:proofErr w:type="spellStart"/>
+      <w:r>
+        <w:rPr>
+          <w:b/>
+          <w:bCs/>
+        </w:rPr>
+        <w:t>NorShop</w:t>
+      </w:r>
+      <w:proofErr w:type="spellEnd"/>
+      <w:r>
+        <w:t xml:space="preserve"> (две версии).</w:t>
+      </w:r>
+    </w:p>
+    <w:p>
+      <w:pPr>
+        <w:spacing w:before="42"/>
+      </w:pPr>
+      <w:r>
+        <w:rPr>
+          <w:b/>
+          <w:bCs/>
+        </w:rPr>
+        <w:t>Версия 1.0</w:t>
+      </w:r>
+      <w:r>
+        <w:t xml:space="preserve"> (основной функционал):</w:t>
+      </w:r>
+    </w:p>
+    <w:p>
+      <w:pPr>
+        <w:numPr>
+          <w:ilvl w:val="0"/>
+          <w:numId w:val="49"/>
+        </w:numPr>
+        <w:spacing w:before="42"/>
+      </w:pPr>
+      <w:r>
+        <w:t>Просмотр каталога товаров</w:t>
+      </w:r>
+    </w:p>
+    <w:p>
+      <w:pPr>
+        <w:numPr>
+          <w:ilvl w:val="0"/>
+          <w:numId w:val="49"/>
+        </w:numPr>
+        <w:spacing w:before="42"/>
+      </w:pPr>
+      <w:r>
+        <w:t>Фильтрация и сортировка товаров (цена, бренд, характеристики)</w:t>
+      </w:r>
+    </w:p>
+    <w:p>
+      <w:pPr>
+        <w:numPr>
+          <w:ilvl w:val="0"/>
+          <w:numId w:val="49"/>
+        </w:numPr>
+        <w:spacing w:before="42"/>
+      </w:pPr>
+      <w:r>
+        <w:t>Карточка товара (изображения, описание, отзывы)</w:t>
+      </w:r>
+    </w:p>
+    <w:p>
+      <w:pPr>
+        <w:numPr>
+          <w:ilvl w:val="0"/>
+          <w:numId w:val="49"/>
+        </w:numPr>
+        <w:spacing w:before="42"/>
+      </w:pPr>
+      <w:r>
+        <w:t>Корзина (добавление, изменение количества, удаление, перемещение в избранное)</w:t>
+      </w:r>
+    </w:p>
+    <w:p>
+      <w:pPr>
+        <w:numPr>
+          <w:ilvl w:val="0"/>
+          <w:numId w:val="49"/>
+        </w:numPr>
+        <w:spacing w:before="42"/>
+      </w:pPr>
+      <w:r>
+        <w:t>Предупреждения (например, о отсутствии товара)</w:t>
+      </w:r>
+    </w:p>
+    <w:p>
+      <w:pPr>
+        <w:spacing w:before="42"/>
+        <w:rPr>
+          <w:b/>
+          <w:bCs/>
+        </w:rPr>
+      </w:pPr>
+    </w:p>
+    <w:p>
+      <w:pPr>
+        <w:spacing w:before="42"/>
+      </w:pPr>
+      <w:r>
+        <w:rPr>
+          <w:b/>
+          <w:bCs/>
+        </w:rPr>
+        <w:t>Версия 2.0</w:t>
+      </w:r>
+      <w:r>
+        <w:t xml:space="preserve"> (дополнительный функционал):</w:t>
+      </w:r>
+    </w:p>
+    <w:p>
+      <w:pPr>
+        <w:numPr>
+          <w:ilvl w:val="0"/>
+          <w:numId w:val="50"/>
+        </w:numPr>
+        <w:spacing w:before="42"/>
+      </w:pPr>
+      <w:r>
+        <w:t>Личный кабинет (регистрация, авторизация, просмотр истории заказов)</w:t>
+      </w:r>
+    </w:p>
+    <w:p>
+      <w:pPr>
+        <w:numPr>
+          <w:ilvl w:val="0"/>
+          <w:numId w:val="50"/>
+        </w:numPr>
+        <w:spacing w:before="42"/>
+      </w:pPr>
+      <w:r>
+        <w:t>Оформление заказа (с контактными данными)</w:t>
+      </w:r>
+    </w:p>
+    <w:p>
+      <w:pPr>
+        <w:numPr>
+          <w:ilvl w:val="0"/>
+          <w:numId w:val="50"/>
+        </w:numPr>
+        <w:spacing w:before="42"/>
+      </w:pPr>
+      <w:r>
+        <w:t>Панель администратора (загрузка товаров, управление медиа)</w:t>
+      </w:r>
+    </w:p>
+    <w:p>
+      <w:pPr>
+        <w:numPr>
+          <w:ilvl w:val="0"/>
+          <w:numId w:val="50"/>
+        </w:numPr>
+        <w:spacing w:before="42"/>
+      </w:pPr>
+      <w:r>
+        <w:t>Все функции версии 1.0 сохраняются</w:t>
+      </w:r>
+    </w:p>
+    <w:p>
+      <w:pPr>
+        <w:spacing w:before="42"/>
+        <w:rPr>
+          <w:b/>
+          <w:bCs/>
+        </w:rPr>
+      </w:pPr>
+    </w:p>
+    <w:p>
+      <w:pPr>
+        <w:spacing w:before="42"/>
+      </w:pPr>
+      <w:r>
+        <w:rPr>
+          <w:b/>
+          <w:bCs/>
+        </w:rPr>
+        <w:t>Дополнительные поставки</w:t>
+      </w:r>
+      <w:r>
+        <w:t>:</w:t>
+      </w:r>
+    </w:p>
+    <w:p>
+      <w:pPr>
+        <w:numPr>
+          <w:ilvl w:val="0"/>
+          <w:numId w:val="51"/>
+        </w:numPr>
+        <w:spacing w:before="42"/>
+      </w:pPr>
+      <w:r>
+        <w:t>Руководство пользователя (PDF) для обеих версий</w:t>
+      </w:r>
+    </w:p>
+    <w:p>
+      <w:pPr>
+        <w:numPr>
+          <w:ilvl w:val="0"/>
+          <w:numId w:val="51"/>
+        </w:numPr>
+        <w:spacing w:before="42"/>
+      </w:pPr>
+      <w:r>
+        <w:t>Техническая документация</w:t>
+      </w:r>
+    </w:p>
+    <w:p>
+      <w:pPr>
+        <w:spacing w:before="42"/>
+        <w:rPr>
+          <w:b/>
+          <w:bCs/>
+        </w:rPr>
+      </w:pPr>
+    </w:p>
+    <w:p>
+      <w:pPr>
+        <w:spacing w:before="42"/>
+      </w:pPr>
+      <w:r>
+        <w:rPr>
+          <w:b/>
+          <w:bCs/>
+        </w:rPr>
+        <w:t>Что НЕ входит</w:t>
+      </w:r>
+      <w:r>
+        <w:t xml:space="preserve"> в проект:</w:t>
+      </w:r>
+    </w:p>
+    <w:p>
+      <w:pPr>
+        <w:numPr>
+          <w:ilvl w:val="0"/>
+          <w:numId w:val="52"/>
+        </w:numPr>
+        <w:spacing w:before="42"/>
+      </w:pPr>
+      <w:r>
+        <w:t>Интеграция с маркетплейсами</w:t>
+      </w:r>
+    </w:p>
+    <w:p>
+      <w:pPr>
+        <w:numPr>
+          <w:ilvl w:val="0"/>
+          <w:numId w:val="52"/>
+        </w:numPr>
+        <w:spacing w:before="42"/>
+      </w:pPr>
+      <w:r>
+        <w:t>Прогнозирование спроса</w:t>
+      </w:r>
+    </w:p>
+    <w:p>
+      <w:pPr>
+        <w:numPr>
+          <w:ilvl w:val="0"/>
+          <w:numId w:val="52"/>
+        </w:numPr>
+        <w:spacing w:before="42"/>
+      </w:pPr>
+      <w:r>
+        <w:t>Программа лояльности</w:t>
+      </w:r>
+    </w:p>
+    <w:p>
+      <w:pPr>
+        <w:spacing w:before="42"/>
+        <w:rPr>
+          <w:b/>
+          <w:bCs/>
+        </w:rPr>
+      </w:pPr>
+    </w:p>
+    <w:p>
+      <w:pPr>
+        <w:spacing w:before="42"/>
+        <w:rPr>
+          <w:b/>
+          <w:bCs/>
+        </w:rPr>
+      </w:pPr>
+      <w:r>
+        <w:rPr>
+          <w:b/>
+          <w:bCs/>
+        </w:rPr>
+        <w:t>За какое время планируется выполнить (график проекта)</w:t>
+      </w:r>
+    </w:p>
+    <w:p>
+      <w:pPr>
+        <w:spacing w:before="42"/>
+      </w:pPr>
+      <w:r>
+        <w:rPr>
+          <w:b/>
+          <w:bCs/>
+        </w:rPr>
+        <w:t>Общий срок проекта</w:t>
+      </w:r>
+      <w:r>
+        <w:t xml:space="preserve">: </w:t>
+      </w:r>
+      <w:r>
+        <w:rPr>
+          <w:b/>
+          <w:bCs/>
+        </w:rPr>
+        <w:t>09.03.2026 — 20.05.2026</w:t>
+      </w:r>
+      <w:r>
+        <w:t xml:space="preserve"> (2 месяца 11 дней)</w:t>
+      </w:r>
+    </w:p>
+    <w:p>
+      <w:pPr>
+        <w:spacing w:before="42"/>
+      </w:pPr>
+      <w:r>
+        <w:rPr>
+          <w:b/>
+          <w:bCs/>
+        </w:rPr>
+        <w:t>Ключевые вехи и точные даты</w:t>
+      </w:r>
+      <w:r>
+        <w:t xml:space="preserve"> (из Устава и Концепции):</w:t>
+      </w:r>
+    </w:p>
+    <w:p>
+      <w:pPr>
+        <w:spacing w:before="42"/>
+      </w:pPr>
+      <w:r>
+        <w:rPr>
+          <w:b/>
+          <w:bCs/>
+        </w:rPr>
+        <w:t>Версия 1.0</w:t>
+      </w:r>
+      <w:r>
+        <w:t xml:space="preserve"> (релиз 20.04.2026):</w:t>
+      </w:r>
+    </w:p>
+    <w:p>
+      <w:pPr>
+        <w:numPr>
+          <w:ilvl w:val="0"/>
+          <w:numId w:val="53"/>
+        </w:numPr>
+        <w:spacing w:before="42"/>
+      </w:pPr>
+      <w:r>
+        <w:t>10.03.2026 — разработка прототипа интерфейса</w:t>
+      </w:r>
+    </w:p>
+    <w:p>
+      <w:pPr>
+        <w:numPr>
+          <w:ilvl w:val="0"/>
+          <w:numId w:val="53"/>
+        </w:numPr>
+        <w:spacing w:before="42"/>
+      </w:pPr>
+      <w:r>
+        <w:t>18.03.2026 — создание базы данных</w:t>
+      </w:r>
+    </w:p>
+    <w:p>
+      <w:pPr>
+        <w:numPr>
+          <w:ilvl w:val="0"/>
+          <w:numId w:val="53"/>
+        </w:numPr>
+        <w:spacing w:before="42"/>
+      </w:pPr>
+      <w:r>
+        <w:t>30.03.2026 — реализация каталога товаров</w:t>
+      </w:r>
+    </w:p>
+    <w:p>
+      <w:pPr>
+        <w:numPr>
+          <w:ilvl w:val="0"/>
+          <w:numId w:val="53"/>
+        </w:numPr>
+        <w:spacing w:before="42"/>
+      </w:pPr>
+      <w:r>
+        <w:t>05.04.2026 — реализация корзины</w:t>
+      </w:r>
+    </w:p>
+    <w:p>
+      <w:pPr>
+        <w:numPr>
+          <w:ilvl w:val="0"/>
+          <w:numId w:val="53"/>
+        </w:numPr>
+        <w:spacing w:before="42"/>
+      </w:pPr>
+      <w:r>
+        <w:t>15.04.2026 — тестирование версии 1.0</w:t>
+      </w:r>
+    </w:p>
+    <w:p>
+      <w:pPr>
+        <w:numPr>
+          <w:ilvl w:val="0"/>
+          <w:numId w:val="53"/>
+        </w:numPr>
+        <w:spacing w:before="42"/>
+      </w:pPr>
+      <w:r>
+        <w:t>20.04.2026 — подготовка и выпуск версии 1.0</w:t>
+      </w:r>
+    </w:p>
+    <w:p>
+      <w:pPr>
+        <w:spacing w:before="42"/>
+        <w:rPr>
+          <w:b/>
+          <w:bCs/>
+        </w:rPr>
+      </w:pPr>
+    </w:p>
+    <w:p>
+      <w:pPr>
+        <w:spacing w:before="42"/>
+      </w:pPr>
+      <w:r>
+        <w:rPr>
+          <w:b/>
+          <w:bCs/>
+        </w:rPr>
+        <w:t>Версия 2.0</w:t>
+      </w:r>
+      <w:r>
+        <w:t xml:space="preserve"> (релиз 20.05.2026):</w:t>
+      </w:r>
+    </w:p>
+    <w:p>
+      <w:pPr>
+        <w:numPr>
+          <w:ilvl w:val="0"/>
+          <w:numId w:val="54"/>
+        </w:numPr>
+        <w:spacing w:before="42"/>
+      </w:pPr>
+      <w:r>
+        <w:t>30.04.2026 — реализация личного кабинета</w:t>
+      </w:r>
+    </w:p>
+    <w:p>
+      <w:pPr>
+        <w:numPr>
+          <w:ilvl w:val="0"/>
+          <w:numId w:val="54"/>
+        </w:numPr>
+        <w:spacing w:before="42"/>
+      </w:pPr>
+      <w:r>
+        <w:t>10.05.2026 — реализация оформления заказов</w:t>
+      </w:r>
+    </w:p>
+    <w:p>
+      <w:pPr>
+        <w:numPr>
+          <w:ilvl w:val="0"/>
+          <w:numId w:val="54"/>
+        </w:numPr>
+        <w:spacing w:before="42"/>
+      </w:pPr>
+      <w:r>
+        <w:t>15.05.2026 — тестирование версии 2.0</w:t>
+      </w:r>
+    </w:p>
+    <w:p>
+      <w:pPr>
+        <w:numPr>
+          <w:ilvl w:val="0"/>
+          <w:numId w:val="54"/>
+        </w:numPr>
+        <w:spacing w:before="42"/>
+      </w:pPr>
+      <w:r>
+        <w:t>20.05.2026 — подготовка и выпуск версии 2.0</w:t>
+      </w:r>
+    </w:p>
+    <w:p>
+      <w:pPr>
+        <w:spacing w:before="42"/>
+        <w:rPr>
+          <w:b/>
+          <w:bCs/>
+        </w:rPr>
+      </w:pPr>
+    </w:p>
+    <w:p>
+      <w:pPr>
+        <w:spacing w:before="42"/>
+      </w:pPr>
+      <w:r>
+        <w:rPr>
+          <w:b/>
+          <w:bCs/>
+        </w:rPr>
+        <w:lastRenderedPageBreak/>
+        <w:t>Дополнительные цели проекта</w:t>
+      </w:r>
+      <w:r>
+        <w:t xml:space="preserve"> (сроки):</w:t>
+      </w:r>
+    </w:p>
+    <w:p>
+      <w:pPr>
+        <w:numPr>
+          <w:ilvl w:val="0"/>
+          <w:numId w:val="55"/>
+        </w:numPr>
+        <w:spacing w:before="42"/>
+      </w:pPr>
+      <w:r>
+        <w:t>Реализация каталога с фильтрацией — до 15.04.2026</w:t>
+      </w:r>
+    </w:p>
+    <w:p>
+      <w:pPr>
+        <w:numPr>
+          <w:ilvl w:val="0"/>
+          <w:numId w:val="55"/>
+        </w:numPr>
+        <w:spacing w:before="42"/>
+      </w:pPr>
+      <w:r>
+        <w:t>Система оформления заказов — до 10.05.2026</w:t>
+      </w:r>
+    </w:p>
+    <w:p>
+      <w:pPr>
+        <w:numPr>
+          <w:ilvl w:val="0"/>
+          <w:numId w:val="55"/>
+        </w:numPr>
+        <w:spacing w:before="42"/>
+      </w:pPr>
+      <w:r>
+        <w:t>Полный запуск магазина — до 20.05.2026</w:t>
+      </w:r>
+    </w:p>
+    <w:p>
+      <w:pPr>
+        <w:spacing w:before="42"/>
+        <w:rPr>
+          <w:b/>
+          <w:bCs/>
+        </w:rPr>
+      </w:pPr>
+    </w:p>
+    <w:p>
+      <w:pPr>
+        <w:spacing w:before="42"/>
+      </w:pPr>
+      <w:r>
+        <w:rPr>
+          <w:b/>
+          <w:bCs/>
+        </w:rPr>
+        <w:t>Бюджет</w:t>
+      </w:r>
+      <w:r>
+        <w:t xml:space="preserve">: 300 000 рублей </w:t>
+      </w:r>
+      <w:r>
+        <w:rPr>
+          <w:b/>
+          <w:bCs/>
+        </w:rPr>
+        <w:t>Команда</w:t>
+      </w:r>
+      <w:r>
+        <w:t xml:space="preserve">: </w:t>
+      </w:r>
+      <w:r>
+        <w:t>4</w:t>
+      </w:r>
+      <w:r>
+        <w:t xml:space="preserve"> человек</w:t>
+      </w:r>
+      <w:r>
+        <w:t>а</w:t>
+      </w:r>
+      <w:r>
+        <w:t xml:space="preserve"> (</w:t>
+      </w:r>
+      <w:proofErr w:type="spellStart"/>
+      <w:r>
+        <w:t>backend</w:t>
+      </w:r>
+      <w:proofErr w:type="spellEnd"/>
+      <w:r>
+        <w:t xml:space="preserve">, </w:t>
+      </w:r>
+      <w:proofErr w:type="spellStart"/>
+      <w:r>
+        <w:t>frontend</w:t>
+      </w:r>
+      <w:proofErr w:type="spellEnd"/>
+      <w:r>
+        <w:t xml:space="preserve"> - </w:t>
+      </w:r>
+      <w:r>
+        <w:t xml:space="preserve">UI/UX, тестировщик, </w:t>
+      </w:r>
+      <w:proofErr w:type="spellStart"/>
+      <w:r>
+        <w:t>техписатель</w:t>
+      </w:r>
+      <w:proofErr w:type="spellEnd"/>
+      <w:r>
+        <w:t xml:space="preserve"> + руководитель)</w:t>
+      </w:r>
+    </w:p>
+    <w:p>
+      <w:pPr>
+        <w:spacing w:before="42"/>
+      </w:pPr>
+    </w:p>
     <w:sectPr>
       <w:type w:val="continuous"/>
       <w:pgSz w:w="11910" w:h="16840"/>
@@ -17504,7 +18221,7 @@
 </file>
 
 <file path=word/endnotes.xml><?xml version="1.0" encoding="utf-8"?>
-<w:endnotes xmlns:wpc="http://schemas.microsoft.com/office/word/2010/wordprocessingCanvas" xmlns:cx="http://schemas.microsoft.com/office/drawing/2014/chartex" xmlns:cx1="http://schemas.microsoft.com/office/drawing/2015/9/8/chartex" xmlns:cx2="http://schemas.microsoft.com/office/drawing/2015/10/21/chartex" xmlns:cx3="http://schemas.microsoft.com/office/drawing/2016/5/9/chartex" xmlns:cx4="http://schemas.microsoft.com/office/drawing/2016/5/10/chartex" xmlns:cx5="http://schemas.microsoft.com/office/drawing/2016/5/11/chartex" xmlns:cx6="http://schemas.microsoft.com/office/drawing/2016/5/12/chartex" xmlns:cx7="http://schemas.microsoft.com/office/drawing/2016/5/13/chartex" xmlns:cx8="http://schemas.microsoft.com/office/drawing/2016/5/14/chartex" xmlns:mc="http://schemas.openxmlformats.org/markup-compatibility/2006" xmlns:aink="http://schemas.microsoft.com/office/drawing/2016/ink" xmlns:am3d="http://schemas.microsoft.com/office/drawing/2017/model3d" xmlns:o="urn:schemas-microsoft-com:office:office" xmlns:oel="http://schemas.microsoft.com/office/2019/extlst" xmlns:r="http://schemas.openxmlformats.org/officeDocument/2006/relationships" xmlns:m="http://schemas.openxmlformats.org/officeDocument/2006/math" xmlns:v="urn:schemas-microsoft-com:vml" xmlns:wp14="http://schemas.microsoft.com/office/word/2010/wordprocessingDrawing" xmlns:wp="http://schemas.openxmlformats.org/drawingml/2006/wordprocessingDrawing" xmlns:w10="urn:schemas-microsoft-com:office:word" xmlns:w="http://schemas.openxmlformats.org/wordprocessingml/2006/main" xmlns:w14="http://schemas.microsoft.com/office/word/2010/wordml" xmlns:w15="http://schemas.microsoft.com/office/word/2012/wordml" xmlns:w16cex="http://schemas.microsoft.com/office/word/2018/wordml/cex" xmlns:w16cid="http://schemas.microsoft.com/office/word/2016/wordml/cid" xmlns:w16="http://schemas.microsoft.com/office/word/2018/wordml" xmlns:w16du="http://schemas.microsoft.com/office/word/2023/wordml/word16du" xmlns:w16sdtdh="http://schemas.microsoft.com/office/word/2020/wordml/sdtdatahash" xmlns:w16se="http://schemas.microsoft.com/office/word/2015/wordml/symex" xmlns:wpg="http://schemas.microsoft.com/office/word/2010/wordprocessingGroup" xmlns:wpi="http://schemas.microsoft.com/office/word/2010/wordprocessingInk" xmlns:wne="http://schemas.microsoft.com/office/word/2006/wordml" xmlns:wps="http://schemas.microsoft.com/office/word/2010/wordprocessingShape" mc:Ignorable="w14 w15 w16se w16cid w16 w16cex w16sdtdh w16du wp14">
+<w:endnotes xmlns:wpc="http://schemas.microsoft.com/office/word/2010/wordprocessingCanvas" xmlns:cx="http://schemas.microsoft.com/office/drawing/2014/chartex" xmlns:cx1="http://schemas.microsoft.com/office/drawing/2015/9/8/chartex" xmlns:cx2="http://schemas.microsoft.com/office/drawing/2015/10/21/chartex" xmlns:cx3="http://schemas.microsoft.com/office/drawing/2016/5/9/chartex" xmlns:cx4="http://schemas.microsoft.com/office/drawing/2016/5/10/chartex" xmlns:cx5="http://schemas.microsoft.com/office/drawing/2016/5/11/chartex" xmlns:cx6="http://schemas.microsoft.com/office/drawing/2016/5/12/chartex" xmlns:cx7="http://schemas.microsoft.com/office/drawing/2016/5/13/chartex" xmlns:cx8="http://schemas.microsoft.com/office/drawing/2016/5/14/chartex" xmlns:mc="http://schemas.openxmlformats.org/markup-compatibility/2006" xmlns:aink="http://schemas.microsoft.com/office/drawing/2016/ink" xmlns:am3d="http://schemas.microsoft.com/office/drawing/2017/model3d" xmlns:o="urn:schemas-microsoft-com:office:office" xmlns:oel="http://schemas.microsoft.com/office/2019/extlst" xmlns:r="http://schemas.openxmlformats.org/officeDocument/2006/relationships" xmlns:m="http://schemas.openxmlformats.org/officeDocument/2006/math" xmlns:v="urn:schemas-microsoft-com:vml" xmlns:wp14="http://schemas.microsoft.com/office/word/2010/wordprocessingDrawing" xmlns:wp="http://schemas.openxmlformats.org/drawingml/2006/wordprocessingDrawing" xmlns:w10="urn:schemas-microsoft-com:office:word" xmlns:w="http://schemas.openxmlformats.org/wordprocessingml/2006/main" xmlns:w14="http://schemas.microsoft.com/office/word/2010/wordml" xmlns:w15="http://schemas.microsoft.com/office/word/2012/wordml" xmlns:w16cex="http://schemas.microsoft.com/office/word/2018/wordml/cex" xmlns:w16cid="http://schemas.microsoft.com/office/word/2016/wordml/cid" xmlns:w16="http://schemas.microsoft.com/office/word/2018/wordml" xmlns:w16du="http://schemas.microsoft.com/office/word/2023/wordml/word16du" xmlns:w16sdtdh="http://schemas.microsoft.com/office/word/2020/wordml/sdtdatahash" xmlns:w16sdtfl="http://schemas.microsoft.com/office/word/2024/wordml/sdtformatlock" xmlns:w16se="http://schemas.microsoft.com/office/word/2015/wordml/symex" xmlns:wpg="http://schemas.microsoft.com/office/word/2010/wordprocessingGroup" xmlns:wpi="http://schemas.microsoft.com/office/word/2010/wordprocessingInk" xmlns:wne="http://schemas.microsoft.com/office/word/2006/wordml" xmlns:wps="http://schemas.microsoft.com/office/word/2010/wordprocessingShape" mc:Ignorable="w14 w15 w16se w16cid w16 w16cex w16sdtdh w16sdtfl w16du wp14">
   <w:endnote w:type="separator" w:id="-1">
     <w:p>
       <w:r>
@@ -17523,7 +18240,7 @@
 </file>
 
 <file path=word/footer1.xml><?xml version="1.0" encoding="utf-8"?>
-<w:ftr xmlns:wpc="http://schemas.microsoft.com/office/word/2010/wordprocessingCanvas" xmlns:cx="http://schemas.microsoft.com/office/drawing/2014/chartex" xmlns:cx1="http://schemas.microsoft.com/office/drawing/2015/9/8/chartex" xmlns:cx2="http://schemas.microsoft.com/office/drawing/2015/10/21/chartex" xmlns:cx3="http://schemas.microsoft.com/office/drawing/2016/5/9/chartex" xmlns:cx4="http://schemas.microsoft.com/office/drawing/2016/5/10/chartex" xmlns:cx5="http://schemas.microsoft.com/office/drawing/2016/5/11/chartex" xmlns:cx6="http://schemas.microsoft.com/office/drawing/2016/5/12/chartex" xmlns:cx7="http://schemas.microsoft.com/office/drawing/2016/5/13/chartex" xmlns:cx8="http://schemas.microsoft.com/office/drawing/2016/5/14/chartex" xmlns:mc="http://schemas.openxmlformats.org/markup-compatibility/2006" xmlns:aink="http://schemas.microsoft.com/office/drawing/2016/ink" xmlns:am3d="http://schemas.microsoft.com/office/drawing/2017/model3d" xmlns:o="urn:schemas-microsoft-com:office:office" xmlns:oel="http://schemas.microsoft.com/office/2019/extlst" xmlns:r="http://schemas.openxmlformats.org/officeDocument/2006/relationships" xmlns:m="http://schemas.openxmlformats.org/officeDocument/2006/math" xmlns:v="urn:schemas-microsoft-com:vml" xmlns:wp14="http://schemas.microsoft.com/office/word/2010/wordprocessingDrawing" xmlns:wp="http://schemas.openxmlformats.org/drawingml/2006/wordprocessingDrawing" xmlns:w10="urn:schemas-microsoft-com:office:word" xmlns:w="http://schemas.openxmlformats.org/wordprocessingml/2006/main" xmlns:w14="http://schemas.microsoft.com/office/word/2010/wordml" xmlns:w15="http://schemas.microsoft.com/office/word/2012/wordml" xmlns:w16cex="http://schemas.microsoft.com/office/word/2018/wordml/cex" xmlns:w16cid="http://schemas.microsoft.com/office/word/2016/wordml/cid" xmlns:w16="http://schemas.microsoft.com/office/word/2018/wordml" xmlns:w16du="http://schemas.microsoft.com/office/word/2023/wordml/word16du" xmlns:w16sdtdh="http://schemas.microsoft.com/office/word/2020/wordml/sdtdatahash" xmlns:w16se="http://schemas.microsoft.com/office/word/2015/wordml/symex" xmlns:wpg="http://schemas.microsoft.com/office/word/2010/wordprocessingGroup" xmlns:wpi="http://schemas.microsoft.com/office/word/2010/wordprocessingInk" xmlns:wne="http://schemas.microsoft.com/office/word/2006/wordml" xmlns:wps="http://schemas.microsoft.com/office/word/2010/wordprocessingShape" mc:Ignorable="w14 w15 w16se w16cid w16 w16cex w16sdtdh w16du wp14">
+<w:ftr xmlns:wpc="http://schemas.microsoft.com/office/word/2010/wordprocessingCanvas" xmlns:cx="http://schemas.microsoft.com/office/drawing/2014/chartex" xmlns:cx1="http://schemas.microsoft.com/office/drawing/2015/9/8/chartex" xmlns:cx2="http://schemas.microsoft.com/office/drawing/2015/10/21/chartex" xmlns:cx3="http://schemas.microsoft.com/office/drawing/2016/5/9/chartex" xmlns:cx4="http://schemas.microsoft.com/office/drawing/2016/5/10/chartex" xmlns:cx5="http://schemas.microsoft.com/office/drawing/2016/5/11/chartex" xmlns:cx6="http://schemas.microsoft.com/office/drawing/2016/5/12/chartex" xmlns:cx7="http://schemas.microsoft.com/office/drawing/2016/5/13/chartex" xmlns:cx8="http://schemas.microsoft.com/office/drawing/2016/5/14/chartex" xmlns:mc="http://schemas.openxmlformats.org/markup-compatibility/2006" xmlns:aink="http://schemas.microsoft.com/office/drawing/2016/ink" xmlns:am3d="http://schemas.microsoft.com/office/drawing/2017/model3d" xmlns:o="urn:schemas-microsoft-com:office:office" xmlns:oel="http://schemas.microsoft.com/office/2019/extlst" xmlns:r="http://schemas.openxmlformats.org/officeDocument/2006/relationships" xmlns:m="http://schemas.openxmlformats.org/officeDocument/2006/math" xmlns:v="urn:schemas-microsoft-com:vml" xmlns:wp14="http://schemas.microsoft.com/office/word/2010/wordprocessingDrawing" xmlns:wp="http://schemas.openxmlformats.org/drawingml/2006/wordprocessingDrawing" xmlns:w10="urn:schemas-microsoft-com:office:word" xmlns:w="http://schemas.openxmlformats.org/wordprocessingml/2006/main" xmlns:w14="http://schemas.microsoft.com/office/word/2010/wordml" xmlns:w15="http://schemas.microsoft.com/office/word/2012/wordml" xmlns:w16cex="http://schemas.microsoft.com/office/word/2018/wordml/cex" xmlns:w16cid="http://schemas.microsoft.com/office/word/2016/wordml/cid" xmlns:w16="http://schemas.microsoft.com/office/word/2018/wordml" xmlns:w16du="http://schemas.microsoft.com/office/word/2023/wordml/word16du" xmlns:w16sdtdh="http://schemas.microsoft.com/office/word/2020/wordml/sdtdatahash" xmlns:w16sdtfl="http://schemas.microsoft.com/office/word/2024/wordml/sdtformatlock" xmlns:w16se="http://schemas.microsoft.com/office/word/2015/wordml/symex" xmlns:wpg="http://schemas.microsoft.com/office/word/2010/wordprocessingGroup" xmlns:wpi="http://schemas.microsoft.com/office/word/2010/wordprocessingInk" xmlns:wne="http://schemas.microsoft.com/office/word/2006/wordml" xmlns:wps="http://schemas.microsoft.com/office/word/2010/wordprocessingShape" mc:Ignorable="w14 w15 w16se w16cid w16 w16cex w16sdtdh w16sdtfl w16du wp14">
   <w:p>
     <w:pPr>
       <w:pStyle w:val="ac"/>
@@ -17707,7 +18424,7 @@
 </file>
 
 <file path=word/footnotes.xml><?xml version="1.0" encoding="utf-8"?>
-<w:footnotes xmlns:wpc="http://schemas.microsoft.com/office/word/2010/wordprocessingCanvas" xmlns:cx="http://schemas.microsoft.com/office/drawing/2014/chartex" xmlns:cx1="http://schemas.microsoft.com/office/drawing/2015/9/8/chartex" xmlns:cx2="http://schemas.microsoft.com/office/drawing/2015/10/21/chartex" xmlns:cx3="http://schemas.microsoft.com/office/drawing/2016/5/9/chartex" xmlns:cx4="http://schemas.microsoft.com/office/drawing/2016/5/10/chartex" xmlns:cx5="http://schemas.microsoft.com/office/drawing/2016/5/11/chartex" xmlns:cx6="http://schemas.microsoft.com/office/drawing/2016/5/12/chartex" xmlns:cx7="http://schemas.microsoft.com/office/drawing/2016/5/13/chartex" xmlns:cx8="http://schemas.microsoft.com/office/drawing/2016/5/14/chartex" xmlns:mc="http://schemas.openxmlformats.org/markup-compatibility/2006" xmlns:aink="http://schemas.microsoft.com/office/drawing/2016/ink" xmlns:am3d="http://schemas.microsoft.com/office/drawing/2017/model3d" xmlns:o="urn:schemas-microsoft-com:office:office" xmlns:oel="http://schemas.microsoft.com/office/2019/extlst" xmlns:r="http://schemas.openxmlformats.org/officeDocument/2006/relationships" xmlns:m="http://schemas.openxmlformats.org/officeDocument/2006/math" xmlns:v="urn:schemas-microsoft-com:vml" xmlns:wp14="http://schemas.microsoft.com/office/word/2010/wordprocessingDrawing" xmlns:wp="http://schemas.openxmlformats.org/drawingml/2006/wordprocessingDrawing" xmlns:w10="urn:schemas-microsoft-com:office:word" xmlns:w="http://schemas.openxmlformats.org/wordprocessingml/2006/main" xmlns:w14="http://schemas.microsoft.com/office/word/2010/wordml" xmlns:w15="http://schemas.microsoft.com/office/word/2012/wordml" xmlns:w16cex="http://schemas.microsoft.com/office/word/2018/wordml/cex" xmlns:w16cid="http://schemas.microsoft.com/office/word/2016/wordml/cid" xmlns:w16="http://schemas.microsoft.com/office/word/2018/wordml" xmlns:w16du="http://schemas.microsoft.com/office/word/2023/wordml/word16du" xmlns:w16sdtdh="http://schemas.microsoft.com/office/word/2020/wordml/sdtdatahash" xmlns:w16se="http://schemas.microsoft.com/office/word/2015/wordml/symex" xmlns:wpg="http://schemas.microsoft.com/office/word/2010/wordprocessingGroup" xmlns:wpi="http://schemas.microsoft.com/office/word/2010/wordprocessingInk" xmlns:wne="http://schemas.microsoft.com/office/word/2006/wordml" xmlns:wps="http://schemas.microsoft.com/office/word/2010/wordprocessingShape" mc:Ignorable="w14 w15 w16se w16cid w16 w16cex w16sdtdh w16du wp14">
+<w:footnotes xmlns:wpc="http://schemas.microsoft.com/office/word/2010/wordprocessingCanvas" xmlns:cx="http://schemas.microsoft.com/office/drawing/2014/chartex" xmlns:cx1="http://schemas.microsoft.com/office/drawing/2015/9/8/chartex" xmlns:cx2="http://schemas.microsoft.com/office/drawing/2015/10/21/chartex" xmlns:cx3="http://schemas.microsoft.com/office/drawing/2016/5/9/chartex" xmlns:cx4="http://schemas.microsoft.com/office/drawing/2016/5/10/chartex" xmlns:cx5="http://schemas.microsoft.com/office/drawing/2016/5/11/chartex" xmlns:cx6="http://schemas.microsoft.com/office/drawing/2016/5/12/chartex" xmlns:cx7="http://schemas.microsoft.com/office/drawing/2016/5/13/chartex" xmlns:cx8="http://schemas.microsoft.com/office/drawing/2016/5/14/chartex" xmlns:mc="http://schemas.openxmlformats.org/markup-compatibility/2006" xmlns:aink="http://schemas.microsoft.com/office/drawing/2016/ink" xmlns:am3d="http://schemas.microsoft.com/office/drawing/2017/model3d" xmlns:o="urn:schemas-microsoft-com:office:office" xmlns:oel="http://schemas.microsoft.com/office/2019/extlst" xmlns:r="http://schemas.openxmlformats.org/officeDocument/2006/relationships" xmlns:m="http://schemas.openxmlformats.org/officeDocument/2006/math" xmlns:v="urn:schemas-microsoft-com:vml" xmlns:wp14="http://schemas.microsoft.com/office/word/2010/wordprocessingDrawing" xmlns:wp="http://schemas.openxmlformats.org/drawingml/2006/wordprocessingDrawing" xmlns:w10="urn:schemas-microsoft-com:office:word" xmlns:w="http://schemas.openxmlformats.org/wordprocessingml/2006/main" xmlns:w14="http://schemas.microsoft.com/office/word/2010/wordml" xmlns:w15="http://schemas.microsoft.com/office/word/2012/wordml" xmlns:w16cex="http://schemas.microsoft.com/office/word/2018/wordml/cex" xmlns:w16cid="http://schemas.microsoft.com/office/word/2016/wordml/cid" xmlns:w16="http://schemas.microsoft.com/office/word/2018/wordml" xmlns:w16du="http://schemas.microsoft.com/office/word/2023/wordml/word16du" xmlns:w16sdtdh="http://schemas.microsoft.com/office/word/2020/wordml/sdtdatahash" xmlns:w16sdtfl="http://schemas.microsoft.com/office/word/2024/wordml/sdtformatlock" xmlns:w16se="http://schemas.microsoft.com/office/word/2015/wordml/symex" xmlns:wpg="http://schemas.microsoft.com/office/word/2010/wordprocessingGroup" xmlns:wpi="http://schemas.microsoft.com/office/word/2010/wordprocessingInk" xmlns:wne="http://schemas.microsoft.com/office/word/2006/wordml" xmlns:wps="http://schemas.microsoft.com/office/word/2010/wordprocessingShape" mc:Ignorable="w14 w15 w16se w16cid w16 w16cex w16sdtdh w16sdtfl w16du wp14">
   <w:footnote w:type="separator" w:id="-1">
     <w:p>
       <w:r>
@@ -17726,7 +18443,7 @@
 </file>
 
 <file path=word/numbering.xml><?xml version="1.0" encoding="utf-8"?>
-<w:numbering xmlns:wpc="http://schemas.microsoft.com/office/word/2010/wordprocessingCanvas" xmlns:cx="http://schemas.microsoft.com/office/drawing/2014/chartex" xmlns:cx1="http://schemas.microsoft.com/office/drawing/2015/9/8/chartex" xmlns:cx2="http://schemas.microsoft.com/office/drawing/2015/10/21/chartex" xmlns:cx3="http://schemas.microsoft.com/office/drawing/2016/5/9/chartex" xmlns:cx4="http://schemas.microsoft.com/office/drawing/2016/5/10/chartex" xmlns:cx5="http://schemas.microsoft.com/office/drawing/2016/5/11/chartex" xmlns:cx6="http://schemas.microsoft.com/office/drawing/2016/5/12/chartex" xmlns:cx7="http://schemas.microsoft.com/office/drawing/2016/5/13/chartex" xmlns:cx8="http://schemas.microsoft.com/office/drawing/2016/5/14/chartex" xmlns:mc="http://schemas.openxmlformats.org/markup-compatibility/2006" xmlns:aink="http://schemas.microsoft.com/office/drawing/2016/ink" xmlns:am3d="http://schemas.microsoft.com/office/drawing/2017/model3d" xmlns:o="urn:schemas-microsoft-com:office:office" xmlns:oel="http://schemas.microsoft.com/office/2019/extlst" xmlns:r="http://schemas.openxmlformats.org/officeDocument/2006/relationships" xmlns:m="http://schemas.openxmlformats.org/officeDocument/2006/math" xmlns:v="urn:schemas-microsoft-com:vml" xmlns:wp14="http://schemas.microsoft.com/office/word/2010/wordprocessingDrawing" xmlns:wp="http://schemas.openxmlformats.org/drawingml/2006/wordprocessingDrawing" xmlns:w10="urn:schemas-microsoft-com:office:word" xmlns:w="http://schemas.openxmlformats.org/wordprocessingml/2006/main" xmlns:w14="http://schemas.microsoft.com/office/word/2010/wordml" xmlns:w15="http://schemas.microsoft.com/office/word/2012/wordml" xmlns:w16cex="http://schemas.microsoft.com/office/word/2018/wordml/cex" xmlns:w16cid="http://schemas.microsoft.com/office/word/2016/wordml/cid" xmlns:w16="http://schemas.microsoft.com/office/word/2018/wordml" xmlns:w16du="http://schemas.microsoft.com/office/word/2023/wordml/word16du" xmlns:w16sdtdh="http://schemas.microsoft.com/office/word/2020/wordml/sdtdatahash" xmlns:w16se="http://schemas.microsoft.com/office/word/2015/wordml/symex" xmlns:wpg="http://schemas.microsoft.com/office/word/2010/wordprocessingGroup" xmlns:wpi="http://schemas.microsoft.com/office/word/2010/wordprocessingInk" xmlns:wne="http://schemas.microsoft.com/office/word/2006/wordml" xmlns:wps="http://schemas.microsoft.com/office/word/2010/wordprocessingShape" mc:Ignorable="w14 w15 w16se w16cid w16 w16cex w16sdtdh w16du wp14">
+<w:numbering xmlns:wpc="http://schemas.microsoft.com/office/word/2010/wordprocessingCanvas" xmlns:cx="http://schemas.microsoft.com/office/drawing/2014/chartex" xmlns:cx1="http://schemas.microsoft.com/office/drawing/2015/9/8/chartex" xmlns:cx2="http://schemas.microsoft.com/office/drawing/2015/10/21/chartex" xmlns:cx3="http://schemas.microsoft.com/office/drawing/2016/5/9/chartex" xmlns:cx4="http://schemas.microsoft.com/office/drawing/2016/5/10/chartex" xmlns:cx5="http://schemas.microsoft.com/office/drawing/2016/5/11/chartex" xmlns:cx6="http://schemas.microsoft.com/office/drawing/2016/5/12/chartex" xmlns:cx7="http://schemas.microsoft.com/office/drawing/2016/5/13/chartex" xmlns:cx8="http://schemas.microsoft.com/office/drawing/2016/5/14/chartex" xmlns:mc="http://schemas.openxmlformats.org/markup-compatibility/2006" xmlns:aink="http://schemas.microsoft.com/office/drawing/2016/ink" xmlns:am3d="http://schemas.microsoft.com/office/drawing/2017/model3d" xmlns:o="urn:schemas-microsoft-com:office:office" xmlns:oel="http://schemas.microsoft.com/office/2019/extlst" xmlns:r="http://schemas.openxmlformats.org/officeDocument/2006/relationships" xmlns:m="http://schemas.openxmlformats.org/officeDocument/2006/math" xmlns:v="urn:schemas-microsoft-com:vml" xmlns:wp14="http://schemas.microsoft.com/office/word/2010/wordprocessingDrawing" xmlns:wp="http://schemas.openxmlformats.org/drawingml/2006/wordprocessingDrawing" xmlns:w10="urn:schemas-microsoft-com:office:word" xmlns:w="http://schemas.openxmlformats.org/wordprocessingml/2006/main" xmlns:w14="http://schemas.microsoft.com/office/word/2010/wordml" xmlns:w15="http://schemas.microsoft.com/office/word/2012/wordml" xmlns:w16cex="http://schemas.microsoft.com/office/word/2018/wordml/cex" xmlns:w16cid="http://schemas.microsoft.com/office/word/2016/wordml/cid" xmlns:w16="http://schemas.microsoft.com/office/word/2018/wordml" xmlns:w16du="http://schemas.microsoft.com/office/word/2023/wordml/word16du" xmlns:w16sdtdh="http://schemas.microsoft.com/office/word/2020/wordml/sdtdatahash" xmlns:w16sdtfl="http://schemas.microsoft.com/office/word/2024/wordml/sdtformatlock" xmlns:w16se="http://schemas.microsoft.com/office/word/2015/wordml/symex" xmlns:wpg="http://schemas.microsoft.com/office/word/2010/wordprocessingGroup" xmlns:wpi="http://schemas.microsoft.com/office/word/2010/wordprocessingInk" xmlns:wne="http://schemas.microsoft.com/office/word/2006/wordml" xmlns:wps="http://schemas.microsoft.com/office/word/2010/wordprocessingShape" mc:Ignorable="w14 w15 w16se w16cid w16 w16cex w16sdtdh w16sdtfl w16du wp14">
   <w:abstractNum w:abstractNumId="0" w15:restartNumberingAfterBreak="0">
     <w:nsid w:val="004D4787"/>
     <w:multiLevelType w:val="multilevel"/>
@@ -17841,6 +18558,155 @@
     </w:lvl>
   </w:abstractNum>
   <w:abstractNum w:abstractNumId="1" w15:restartNumberingAfterBreak="0">
+    <w:nsid w:val="02506829"/>
+    <w:multiLevelType w:val="multilevel"/>
+    <w:tmpl w:val="5144FA20"/>
+    <w:lvl w:ilvl="0">
+      <w:start w:val="1"/>
+      <w:numFmt w:val="bullet"/>
+      <w:lvlText w:val=""/>
+      <w:lvlJc w:val="left"/>
+      <w:pPr>
+        <w:tabs>
+          <w:tab w:val="num" w:pos="720"/>
+        </w:tabs>
+        <w:ind w:left="720" w:hanging="360"/>
+      </w:pPr>
+      <w:rPr>
+        <w:rFonts w:ascii="Symbol" w:hAnsi="Symbol" w:hint="default"/>
+        <w:sz w:val="20"/>
+      </w:rPr>
+    </w:lvl>
+    <w:lvl w:ilvl="1" w:tentative="1">
+      <w:start w:val="1"/>
+      <w:numFmt w:val="bullet"/>
+      <w:lvlText w:val="o"/>
+      <w:lvlJc w:val="left"/>
+      <w:pPr>
+        <w:tabs>
+          <w:tab w:val="num" w:pos="1440"/>
+        </w:tabs>
+        <w:ind w:left="1440" w:hanging="360"/>
+      </w:pPr>
+      <w:rPr>
+        <w:rFonts w:ascii="Courier New" w:hAnsi="Courier New" w:hint="default"/>
+        <w:sz w:val="20"/>
+      </w:rPr>
+    </w:lvl>
+    <w:lvl w:ilvl="2" w:tentative="1">
+      <w:start w:val="1"/>
+      <w:numFmt w:val="bullet"/>
+      <w:lvlText w:val=""/>
+      <w:lvlJc w:val="left"/>
+      <w:pPr>
+        <w:tabs>
+          <w:tab w:val="num" w:pos="2160"/>
+        </w:tabs>
+        <w:ind w:left="2160" w:hanging="360"/>
+      </w:pPr>
+      <w:rPr>
+        <w:rFonts w:ascii="Wingdings" w:hAnsi="Wingdings" w:hint="default"/>
+        <w:sz w:val="20"/>
+      </w:rPr>
+    </w:lvl>
+    <w:lvl w:ilvl="3" w:tentative="1">
+      <w:start w:val="1"/>
+      <w:numFmt w:val="bullet"/>
+      <w:lvlText w:val=""/>
+      <w:lvlJc w:val="left"/>
+      <w:pPr>
+        <w:tabs>
+          <w:tab w:val="num" w:pos="2880"/>
+        </w:tabs>
+        <w:ind w:left="2880" w:hanging="360"/>
+      </w:pPr>
+      <w:rPr>
+        <w:rFonts w:ascii="Wingdings" w:hAnsi="Wingdings" w:hint="default"/>
+        <w:sz w:val="20"/>
+      </w:rPr>
+    </w:lvl>
+    <w:lvl w:ilvl="4" w:tentative="1">
+      <w:start w:val="1"/>
+      <w:numFmt w:val="bullet"/>
+      <w:lvlText w:val=""/>
+      <w:lvlJc w:val="left"/>
+      <w:pPr>
+        <w:tabs>
+          <w:tab w:val="num" w:pos="3600"/>
+        </w:tabs>
+        <w:ind w:left="3600" w:hanging="360"/>
+      </w:pPr>
+      <w:rPr>
+        <w:rFonts w:ascii="Wingdings" w:hAnsi="Wingdings" w:hint="default"/>
+        <w:sz w:val="20"/>
+      </w:rPr>
+    </w:lvl>
+    <w:lvl w:ilvl="5" w:tentative="1">
+      <w:start w:val="1"/>
+      <w:numFmt w:val="bullet"/>
+      <w:lvlText w:val=""/>
+      <w:lvlJc w:val="left"/>
+      <w:pPr>
+        <w:tabs>
+          <w:tab w:val="num" w:pos="4320"/>
+        </w:tabs>
+        <w:ind w:left="4320" w:hanging="360"/>
+      </w:pPr>
+      <w:rPr>
+        <w:rFonts w:ascii="Wingdings" w:hAnsi="Wingdings" w:hint="default"/>
+        <w:sz w:val="20"/>
+      </w:rPr>
+    </w:lvl>
+    <w:lvl w:ilvl="6" w:tentative="1">
+      <w:start w:val="1"/>
+      <w:numFmt w:val="bullet"/>
+      <w:lvlText w:val=""/>
+      <w:lvlJc w:val="left"/>
+      <w:pPr>
+        <w:tabs>
+          <w:tab w:val="num" w:pos="5040"/>
+        </w:tabs>
+        <w:ind w:left="5040" w:hanging="360"/>
+      </w:pPr>
+      <w:rPr>
+        <w:rFonts w:ascii="Wingdings" w:hAnsi="Wingdings" w:hint="default"/>
+        <w:sz w:val="20"/>
+      </w:rPr>
+    </w:lvl>
+    <w:lvl w:ilvl="7" w:tentative="1">
+      <w:start w:val="1"/>
+      <w:numFmt w:val="bullet"/>
+      <w:lvlText w:val=""/>
+      <w:lvlJc w:val="left"/>
+      <w:pPr>
+        <w:tabs>
+          <w:tab w:val="num" w:pos="5760"/>
+        </w:tabs>
+        <w:ind w:left="5760" w:hanging="360"/>
+      </w:pPr>
+      <w:rPr>
+        <w:rFonts w:ascii="Wingdings" w:hAnsi="Wingdings" w:hint="default"/>
+        <w:sz w:val="20"/>
+      </w:rPr>
+    </w:lvl>
+    <w:lvl w:ilvl="8" w:tentative="1">
+      <w:start w:val="1"/>
+      <w:numFmt w:val="bullet"/>
+      <w:lvlText w:val=""/>
+      <w:lvlJc w:val="left"/>
+      <w:pPr>
+        <w:tabs>
+          <w:tab w:val="num" w:pos="6480"/>
+        </w:tabs>
+        <w:ind w:left="6480" w:hanging="360"/>
+      </w:pPr>
+      <w:rPr>
+        <w:rFonts w:ascii="Wingdings" w:hAnsi="Wingdings" w:hint="default"/>
+        <w:sz w:val="20"/>
+      </w:rPr>
+    </w:lvl>
+  </w:abstractNum>
+  <w:abstractNum w:abstractNumId="2" w15:restartNumberingAfterBreak="0">
     <w:nsid w:val="0413780A"/>
     <w:multiLevelType w:val="hybridMultilevel"/>
     <w:tmpl w:val="2124C2F8"/>
@@ -17929,7 +18795,156 @@
       </w:pPr>
     </w:lvl>
   </w:abstractNum>
-  <w:abstractNum w:abstractNumId="2" w15:restartNumberingAfterBreak="0">
+  <w:abstractNum w:abstractNumId="3" w15:restartNumberingAfterBreak="0">
+    <w:nsid w:val="04DE77DD"/>
+    <w:multiLevelType w:val="multilevel"/>
+    <w:tmpl w:val="5D0283EA"/>
+    <w:lvl w:ilvl="0">
+      <w:start w:val="1"/>
+      <w:numFmt w:val="bullet"/>
+      <w:lvlText w:val=""/>
+      <w:lvlJc w:val="left"/>
+      <w:pPr>
+        <w:tabs>
+          <w:tab w:val="num" w:pos="720"/>
+        </w:tabs>
+        <w:ind w:left="720" w:hanging="360"/>
+      </w:pPr>
+      <w:rPr>
+        <w:rFonts w:ascii="Symbol" w:hAnsi="Symbol" w:hint="default"/>
+        <w:sz w:val="20"/>
+      </w:rPr>
+    </w:lvl>
+    <w:lvl w:ilvl="1" w:tentative="1">
+      <w:start w:val="1"/>
+      <w:numFmt w:val="bullet"/>
+      <w:lvlText w:val="o"/>
+      <w:lvlJc w:val="left"/>
+      <w:pPr>
+        <w:tabs>
+          <w:tab w:val="num" w:pos="1440"/>
+        </w:tabs>
+        <w:ind w:left="1440" w:hanging="360"/>
+      </w:pPr>
+      <w:rPr>
+        <w:rFonts w:ascii="Courier New" w:hAnsi="Courier New" w:hint="default"/>
+        <w:sz w:val="20"/>
+      </w:rPr>
+    </w:lvl>
+    <w:lvl w:ilvl="2" w:tentative="1">
+      <w:start w:val="1"/>
+      <w:numFmt w:val="bullet"/>
+      <w:lvlText w:val=""/>
+      <w:lvlJc w:val="left"/>
+      <w:pPr>
+        <w:tabs>
+          <w:tab w:val="num" w:pos="2160"/>
+        </w:tabs>
+        <w:ind w:left="2160" w:hanging="360"/>
+      </w:pPr>
+      <w:rPr>
+        <w:rFonts w:ascii="Wingdings" w:hAnsi="Wingdings" w:hint="default"/>
+        <w:sz w:val="20"/>
+      </w:rPr>
+    </w:lvl>
+    <w:lvl w:ilvl="3" w:tentative="1">
+      <w:start w:val="1"/>
+      <w:numFmt w:val="bullet"/>
+      <w:lvlText w:val=""/>
+      <w:lvlJc w:val="left"/>
+      <w:pPr>
+        <w:tabs>
+          <w:tab w:val="num" w:pos="2880"/>
+        </w:tabs>
+        <w:ind w:left="2880" w:hanging="360"/>
+      </w:pPr>
+      <w:rPr>
+        <w:rFonts w:ascii="Wingdings" w:hAnsi="Wingdings" w:hint="default"/>
+        <w:sz w:val="20"/>
+      </w:rPr>
+    </w:lvl>
+    <w:lvl w:ilvl="4" w:tentative="1">
+      <w:start w:val="1"/>
+      <w:numFmt w:val="bullet"/>
+      <w:lvlText w:val=""/>
+      <w:lvlJc w:val="left"/>
+      <w:pPr>
+        <w:tabs>
+          <w:tab w:val="num" w:pos="3600"/>
+        </w:tabs>
+        <w:ind w:left="3600" w:hanging="360"/>
+      </w:pPr>
+      <w:rPr>
+        <w:rFonts w:ascii="Wingdings" w:hAnsi="Wingdings" w:hint="default"/>
+        <w:sz w:val="20"/>
+      </w:rPr>
+    </w:lvl>
+    <w:lvl w:ilvl="5" w:tentative="1">
+      <w:start w:val="1"/>
+      <w:numFmt w:val="bullet"/>
+      <w:lvlText w:val=""/>
+      <w:lvlJc w:val="left"/>
+      <w:pPr>
+        <w:tabs>
+          <w:tab w:val="num" w:pos="4320"/>
+        </w:tabs>
+        <w:ind w:left="4320" w:hanging="360"/>
+      </w:pPr>
+      <w:rPr>
+        <w:rFonts w:ascii="Wingdings" w:hAnsi="Wingdings" w:hint="default"/>
+        <w:sz w:val="20"/>
+      </w:rPr>
+    </w:lvl>
+    <w:lvl w:ilvl="6" w:tentative="1">
+      <w:start w:val="1"/>
+      <w:numFmt w:val="bullet"/>
+      <w:lvlText w:val=""/>
+      <w:lvlJc w:val="left"/>
+      <w:pPr>
+        <w:tabs>
+          <w:tab w:val="num" w:pos="5040"/>
+        </w:tabs>
+        <w:ind w:left="5040" w:hanging="360"/>
+      </w:pPr>
+      <w:rPr>
+        <w:rFonts w:ascii="Wingdings" w:hAnsi="Wingdings" w:hint="default"/>
+        <w:sz w:val="20"/>
+      </w:rPr>
+    </w:lvl>
+    <w:lvl w:ilvl="7" w:tentative="1">
+      <w:start w:val="1"/>
+      <w:numFmt w:val="bullet"/>
+      <w:lvlText w:val=""/>
+      <w:lvlJc w:val="left"/>
+      <w:pPr>
+        <w:tabs>
+          <w:tab w:val="num" w:pos="5760"/>
+        </w:tabs>
+        <w:ind w:left="5760" w:hanging="360"/>
+      </w:pPr>
+      <w:rPr>
+        <w:rFonts w:ascii="Wingdings" w:hAnsi="Wingdings" w:hint="default"/>
+        <w:sz w:val="20"/>
+      </w:rPr>
+    </w:lvl>
+    <w:lvl w:ilvl="8" w:tentative="1">
+      <w:start w:val="1"/>
+      <w:numFmt w:val="bullet"/>
+      <w:lvlText w:val=""/>
+      <w:lvlJc w:val="left"/>
+      <w:pPr>
+        <w:tabs>
+          <w:tab w:val="num" w:pos="6480"/>
+        </w:tabs>
+        <w:ind w:left="6480" w:hanging="360"/>
+      </w:pPr>
+      <w:rPr>
+        <w:rFonts w:ascii="Wingdings" w:hAnsi="Wingdings" w:hint="default"/>
+        <w:sz w:val="20"/>
+      </w:rPr>
+    </w:lvl>
+  </w:abstractNum>
+  <w:abstractNum w:abstractNumId="4" w15:restartNumberingAfterBreak="0">
     <w:nsid w:val="05E3795A"/>
     <w:multiLevelType w:val="hybridMultilevel"/>
     <w:tmpl w:val="6BCE3BA6"/>
@@ -18015,7 +19030,7 @@
       </w:pPr>
     </w:lvl>
   </w:abstractNum>
-  <w:abstractNum w:abstractNumId="3" w15:restartNumberingAfterBreak="0">
+  <w:abstractNum w:abstractNumId="5" w15:restartNumberingAfterBreak="0">
     <w:nsid w:val="0B5147C9"/>
     <w:multiLevelType w:val="hybridMultilevel"/>
     <w:tmpl w:val="527A7ECE"/>
@@ -18137,7 +19152,7 @@
       </w:rPr>
     </w:lvl>
   </w:abstractNum>
-  <w:abstractNum w:abstractNumId="4" w15:restartNumberingAfterBreak="0">
+  <w:abstractNum w:abstractNumId="6" w15:restartNumberingAfterBreak="0">
     <w:nsid w:val="0C123A7B"/>
     <w:multiLevelType w:val="multilevel"/>
     <w:tmpl w:val="76C49886"/>
@@ -18286,7 +19301,156 @@
       </w:rPr>
     </w:lvl>
   </w:abstractNum>
-  <w:abstractNum w:abstractNumId="5" w15:restartNumberingAfterBreak="0">
+  <w:abstractNum w:abstractNumId="7" w15:restartNumberingAfterBreak="0">
+    <w:nsid w:val="0D9B19E2"/>
+    <w:multiLevelType w:val="multilevel"/>
+    <w:tmpl w:val="48042328"/>
+    <w:lvl w:ilvl="0">
+      <w:start w:val="1"/>
+      <w:numFmt w:val="bullet"/>
+      <w:lvlText w:val=""/>
+      <w:lvlJc w:val="left"/>
+      <w:pPr>
+        <w:tabs>
+          <w:tab w:val="num" w:pos="720"/>
+        </w:tabs>
+        <w:ind w:left="720" w:hanging="360"/>
+      </w:pPr>
+      <w:rPr>
+        <w:rFonts w:ascii="Symbol" w:hAnsi="Symbol" w:hint="default"/>
+        <w:sz w:val="20"/>
+      </w:rPr>
+    </w:lvl>
+    <w:lvl w:ilvl="1" w:tentative="1">
+      <w:start w:val="1"/>
+      <w:numFmt w:val="bullet"/>
+      <w:lvlText w:val="o"/>
+      <w:lvlJc w:val="left"/>
+      <w:pPr>
+        <w:tabs>
+          <w:tab w:val="num" w:pos="1440"/>
+        </w:tabs>
+        <w:ind w:left="1440" w:hanging="360"/>
+      </w:pPr>
+      <w:rPr>
+        <w:rFonts w:ascii="Courier New" w:hAnsi="Courier New" w:hint="default"/>
+        <w:sz w:val="20"/>
+      </w:rPr>
+    </w:lvl>
+    <w:lvl w:ilvl="2" w:tentative="1">
+      <w:start w:val="1"/>
+      <w:numFmt w:val="bullet"/>
+      <w:lvlText w:val=""/>
+      <w:lvlJc w:val="left"/>
+      <w:pPr>
+        <w:tabs>
+          <w:tab w:val="num" w:pos="2160"/>
+        </w:tabs>
+        <w:ind w:left="2160" w:hanging="360"/>
+      </w:pPr>
+      <w:rPr>
+        <w:rFonts w:ascii="Wingdings" w:hAnsi="Wingdings" w:hint="default"/>
+        <w:sz w:val="20"/>
+      </w:rPr>
+    </w:lvl>
+    <w:lvl w:ilvl="3" w:tentative="1">
+      <w:start w:val="1"/>
+      <w:numFmt w:val="bullet"/>
+      <w:lvlText w:val=""/>
+      <w:lvlJc w:val="left"/>
+      <w:pPr>
+        <w:tabs>
+          <w:tab w:val="num" w:pos="2880"/>
+        </w:tabs>
+        <w:ind w:left="2880" w:hanging="360"/>
+      </w:pPr>
+      <w:rPr>
+        <w:rFonts w:ascii="Wingdings" w:hAnsi="Wingdings" w:hint="default"/>
+        <w:sz w:val="20"/>
+      </w:rPr>
+    </w:lvl>
+    <w:lvl w:ilvl="4" w:tentative="1">
+      <w:start w:val="1"/>
+      <w:numFmt w:val="bullet"/>
+      <w:lvlText w:val=""/>
+      <w:lvlJc w:val="left"/>
+      <w:pPr>
+        <w:tabs>
+          <w:tab w:val="num" w:pos="3600"/>
+        </w:tabs>
+        <w:ind w:left="3600" w:hanging="360"/>
+      </w:pPr>
+      <w:rPr>
+        <w:rFonts w:ascii="Wingdings" w:hAnsi="Wingdings" w:hint="default"/>
+        <w:sz w:val="20"/>
+      </w:rPr>
+    </w:lvl>
+    <w:lvl w:ilvl="5" w:tentative="1">
+      <w:start w:val="1"/>
+      <w:numFmt w:val="bullet"/>
+      <w:lvlText w:val=""/>
+      <w:lvlJc w:val="left"/>
+      <w:pPr>
+        <w:tabs>
+          <w:tab w:val="num" w:pos="4320"/>
+        </w:tabs>
+        <w:ind w:left="4320" w:hanging="360"/>
+      </w:pPr>
+      <w:rPr>
+        <w:rFonts w:ascii="Wingdings" w:hAnsi="Wingdings" w:hint="default"/>
+        <w:sz w:val="20"/>
+      </w:rPr>
+    </w:lvl>
+    <w:lvl w:ilvl="6" w:tentative="1">
+      <w:start w:val="1"/>
+      <w:numFmt w:val="bullet"/>
+      <w:lvlText w:val=""/>
+      <w:lvlJc w:val="left"/>
+      <w:pPr>
+        <w:tabs>
+          <w:tab w:val="num" w:pos="5040"/>
+        </w:tabs>
+        <w:ind w:left="5040" w:hanging="360"/>
+      </w:pPr>
+      <w:rPr>
+        <w:rFonts w:ascii="Wingdings" w:hAnsi="Wingdings" w:hint="default"/>
+        <w:sz w:val="20"/>
+      </w:rPr>
+    </w:lvl>
+    <w:lvl w:ilvl="7" w:tentative="1">
+      <w:start w:val="1"/>
+      <w:numFmt w:val="bullet"/>
+      <w:lvlText w:val=""/>
+      <w:lvlJc w:val="left"/>
+      <w:pPr>
+        <w:tabs>
+          <w:tab w:val="num" w:pos="5760"/>
+        </w:tabs>
+        <w:ind w:left="5760" w:hanging="360"/>
+      </w:pPr>
+      <w:rPr>
+        <w:rFonts w:ascii="Wingdings" w:hAnsi="Wingdings" w:hint="default"/>
+        <w:sz w:val="20"/>
+      </w:rPr>
+    </w:lvl>
+    <w:lvl w:ilvl="8" w:tentative="1">
+      <w:start w:val="1"/>
+      <w:numFmt w:val="bullet"/>
+      <w:lvlText w:val=""/>
+      <w:lvlJc w:val="left"/>
+      <w:pPr>
+        <w:tabs>
+          <w:tab w:val="num" w:pos="6480"/>
+        </w:tabs>
+        <w:ind w:left="6480" w:hanging="360"/>
+      </w:pPr>
+      <w:rPr>
+        <w:rFonts w:ascii="Wingdings" w:hAnsi="Wingdings" w:hint="default"/>
+        <w:sz w:val="20"/>
+      </w:rPr>
+    </w:lvl>
+  </w:abstractNum>
+  <w:abstractNum w:abstractNumId="8" w15:restartNumberingAfterBreak="0">
     <w:nsid w:val="0DDB45B0"/>
     <w:multiLevelType w:val="multilevel"/>
     <w:tmpl w:val="BCCEDAAE"/>
@@ -18399,7 +19563,7 @@
       </w:pPr>
     </w:lvl>
   </w:abstractNum>
-  <w:abstractNum w:abstractNumId="6" w15:restartNumberingAfterBreak="0">
+  <w:abstractNum w:abstractNumId="9" w15:restartNumberingAfterBreak="0">
     <w:nsid w:val="10C921DD"/>
     <w:multiLevelType w:val="hybridMultilevel"/>
     <w:tmpl w:val="87347D6A"/>
@@ -18521,7 +19685,7 @@
       </w:rPr>
     </w:lvl>
   </w:abstractNum>
-  <w:abstractNum w:abstractNumId="7" w15:restartNumberingAfterBreak="0">
+  <w:abstractNum w:abstractNumId="10" w15:restartNumberingAfterBreak="0">
     <w:nsid w:val="117971BD"/>
     <w:multiLevelType w:val="hybridMultilevel"/>
     <w:tmpl w:val="7E9EEF10"/>
@@ -18642,7 +19806,7 @@
       </w:rPr>
     </w:lvl>
   </w:abstractNum>
-  <w:abstractNum w:abstractNumId="8" w15:restartNumberingAfterBreak="0">
+  <w:abstractNum w:abstractNumId="11" w15:restartNumberingAfterBreak="0">
     <w:nsid w:val="164A5247"/>
     <w:multiLevelType w:val="hybridMultilevel"/>
     <w:tmpl w:val="65526CC6"/>
@@ -18763,7 +19927,156 @@
       </w:rPr>
     </w:lvl>
   </w:abstractNum>
-  <w:abstractNum w:abstractNumId="9" w15:restartNumberingAfterBreak="0">
+  <w:abstractNum w:abstractNumId="12" w15:restartNumberingAfterBreak="0">
+    <w:nsid w:val="18066694"/>
+    <w:multiLevelType w:val="multilevel"/>
+    <w:tmpl w:val="23DE74C2"/>
+    <w:lvl w:ilvl="0">
+      <w:start w:val="1"/>
+      <w:numFmt w:val="bullet"/>
+      <w:lvlText w:val=""/>
+      <w:lvlJc w:val="left"/>
+      <w:pPr>
+        <w:tabs>
+          <w:tab w:val="num" w:pos="720"/>
+        </w:tabs>
+        <w:ind w:left="720" w:hanging="360"/>
+      </w:pPr>
+      <w:rPr>
+        <w:rFonts w:ascii="Symbol" w:hAnsi="Symbol" w:hint="default"/>
+        <w:sz w:val="20"/>
+      </w:rPr>
+    </w:lvl>
+    <w:lvl w:ilvl="1" w:tentative="1">
+      <w:start w:val="1"/>
+      <w:numFmt w:val="bullet"/>
+      <w:lvlText w:val="o"/>
+      <w:lvlJc w:val="left"/>
+      <w:pPr>
+        <w:tabs>
+          <w:tab w:val="num" w:pos="1440"/>
+        </w:tabs>
+        <w:ind w:left="1440" w:hanging="360"/>
+      </w:pPr>
+      <w:rPr>
+        <w:rFonts w:ascii="Courier New" w:hAnsi="Courier New" w:hint="default"/>
+        <w:sz w:val="20"/>
+      </w:rPr>
+    </w:lvl>
+    <w:lvl w:ilvl="2" w:tentative="1">
+      <w:start w:val="1"/>
+      <w:numFmt w:val="bullet"/>
+      <w:lvlText w:val=""/>
+      <w:lvlJc w:val="left"/>
+      <w:pPr>
+        <w:tabs>
+          <w:tab w:val="num" w:pos="2160"/>
+        </w:tabs>
+        <w:ind w:left="2160" w:hanging="360"/>
+      </w:pPr>
+      <w:rPr>
+        <w:rFonts w:ascii="Wingdings" w:hAnsi="Wingdings" w:hint="default"/>
+        <w:sz w:val="20"/>
+      </w:rPr>
+    </w:lvl>
+    <w:lvl w:ilvl="3" w:tentative="1">
+      <w:start w:val="1"/>
+      <w:numFmt w:val="bullet"/>
+      <w:lvlText w:val=""/>
+      <w:lvlJc w:val="left"/>
+      <w:pPr>
+        <w:tabs>
+          <w:tab w:val="num" w:pos="2880"/>
+        </w:tabs>
+        <w:ind w:left="2880" w:hanging="360"/>
+      </w:pPr>
+      <w:rPr>
+        <w:rFonts w:ascii="Wingdings" w:hAnsi="Wingdings" w:hint="default"/>
+        <w:sz w:val="20"/>
+      </w:rPr>
+    </w:lvl>
+    <w:lvl w:ilvl="4" w:tentative="1">
+      <w:start w:val="1"/>
+      <w:numFmt w:val="bullet"/>
+      <w:lvlText w:val=""/>
+      <w:lvlJc w:val="left"/>
+      <w:pPr>
+        <w:tabs>
+          <w:tab w:val="num" w:pos="3600"/>
+        </w:tabs>
+        <w:ind w:left="3600" w:hanging="360"/>
+      </w:pPr>
+      <w:rPr>
+        <w:rFonts w:ascii="Wingdings" w:hAnsi="Wingdings" w:hint="default"/>
+        <w:sz w:val="20"/>
+      </w:rPr>
+    </w:lvl>
+    <w:lvl w:ilvl="5" w:tentative="1">
+      <w:start w:val="1"/>
+      <w:numFmt w:val="bullet"/>
+      <w:lvlText w:val=""/>
+      <w:lvlJc w:val="left"/>
+      <w:pPr>
+        <w:tabs>
+          <w:tab w:val="num" w:pos="4320"/>
+        </w:tabs>
+        <w:ind w:left="4320" w:hanging="360"/>
+      </w:pPr>
+      <w:rPr>
+        <w:rFonts w:ascii="Wingdings" w:hAnsi="Wingdings" w:hint="default"/>
+        <w:sz w:val="20"/>
+      </w:rPr>
+    </w:lvl>
+    <w:lvl w:ilvl="6" w:tentative="1">
+      <w:start w:val="1"/>
+      <w:numFmt w:val="bullet"/>
+      <w:lvlText w:val=""/>
+      <w:lvlJc w:val="left"/>
+      <w:pPr>
+        <w:tabs>
+          <w:tab w:val="num" w:pos="5040"/>
+        </w:tabs>
+        <w:ind w:left="5040" w:hanging="360"/>
+      </w:pPr>
+      <w:rPr>
+        <w:rFonts w:ascii="Wingdings" w:hAnsi="Wingdings" w:hint="default"/>
+        <w:sz w:val="20"/>
+      </w:rPr>
+    </w:lvl>
+    <w:lvl w:ilvl="7" w:tentative="1">
+      <w:start w:val="1"/>
+      <w:numFmt w:val="bullet"/>
+      <w:lvlText w:val=""/>
+      <w:lvlJc w:val="left"/>
+      <w:pPr>
+        <w:tabs>
+          <w:tab w:val="num" w:pos="5760"/>
+        </w:tabs>
+        <w:ind w:left="5760" w:hanging="360"/>
+      </w:pPr>
+      <w:rPr>
+        <w:rFonts w:ascii="Wingdings" w:hAnsi="Wingdings" w:hint="default"/>
+        <w:sz w:val="20"/>
+      </w:rPr>
+    </w:lvl>
+    <w:lvl w:ilvl="8" w:tentative="1">
+      <w:start w:val="1"/>
+      <w:numFmt w:val="bullet"/>
+      <w:lvlText w:val=""/>
+      <w:lvlJc w:val="left"/>
+      <w:pPr>
+        <w:tabs>
+          <w:tab w:val="num" w:pos="6480"/>
+        </w:tabs>
+        <w:ind w:left="6480" w:hanging="360"/>
+      </w:pPr>
+      <w:rPr>
+        <w:rFonts w:ascii="Wingdings" w:hAnsi="Wingdings" w:hint="default"/>
+        <w:sz w:val="20"/>
+      </w:rPr>
+    </w:lvl>
+  </w:abstractNum>
+  <w:abstractNum w:abstractNumId="13" w15:restartNumberingAfterBreak="0">
     <w:nsid w:val="1BD868DE"/>
     <w:multiLevelType w:val="multilevel"/>
     <w:tmpl w:val="D2464900"/>
@@ -18912,7 +20225,7 @@
       </w:rPr>
     </w:lvl>
   </w:abstractNum>
-  <w:abstractNum w:abstractNumId="10" w15:restartNumberingAfterBreak="0">
+  <w:abstractNum w:abstractNumId="14" w15:restartNumberingAfterBreak="0">
     <w:nsid w:val="209E776A"/>
     <w:multiLevelType w:val="hybridMultilevel"/>
     <w:tmpl w:val="BD806C12"/>
@@ -19033,7 +20346,7 @@
       </w:rPr>
     </w:lvl>
   </w:abstractNum>
-  <w:abstractNum w:abstractNumId="11" w15:restartNumberingAfterBreak="0">
+  <w:abstractNum w:abstractNumId="15" w15:restartNumberingAfterBreak="0">
     <w:nsid w:val="23D3065E"/>
     <w:multiLevelType w:val="hybridMultilevel"/>
     <w:tmpl w:val="F4FCFEAC"/>
@@ -19154,7 +20467,7 @@
       </w:rPr>
     </w:lvl>
   </w:abstractNum>
-  <w:abstractNum w:abstractNumId="12" w15:restartNumberingAfterBreak="0">
+  <w:abstractNum w:abstractNumId="16" w15:restartNumberingAfterBreak="0">
     <w:nsid w:val="23F9504C"/>
     <w:multiLevelType w:val="hybridMultilevel"/>
     <w:tmpl w:val="5030B8DA"/>
@@ -19275,7 +20588,7 @@
       </w:rPr>
     </w:lvl>
   </w:abstractNum>
-  <w:abstractNum w:abstractNumId="13" w15:restartNumberingAfterBreak="0">
+  <w:abstractNum w:abstractNumId="17" w15:restartNumberingAfterBreak="0">
     <w:nsid w:val="26234152"/>
     <w:multiLevelType w:val="hybridMultilevel"/>
     <w:tmpl w:val="39422142"/>
@@ -19396,7 +20709,7 @@
       </w:rPr>
     </w:lvl>
   </w:abstractNum>
-  <w:abstractNum w:abstractNumId="14" w15:restartNumberingAfterBreak="0">
+  <w:abstractNum w:abstractNumId="18" w15:restartNumberingAfterBreak="0">
     <w:nsid w:val="2A111BC8"/>
     <w:multiLevelType w:val="hybridMultilevel"/>
     <w:tmpl w:val="203AA310"/>
@@ -19517,7 +20830,7 @@
       </w:rPr>
     </w:lvl>
   </w:abstractNum>
-  <w:abstractNum w:abstractNumId="15" w15:restartNumberingAfterBreak="0">
+  <w:abstractNum w:abstractNumId="19" w15:restartNumberingAfterBreak="0">
     <w:nsid w:val="2A5705A7"/>
     <w:multiLevelType w:val="hybridMultilevel"/>
     <w:tmpl w:val="09CAE88A"/>
@@ -19638,7 +20951,7 @@
       </w:rPr>
     </w:lvl>
   </w:abstractNum>
-  <w:abstractNum w:abstractNumId="16" w15:restartNumberingAfterBreak="0">
+  <w:abstractNum w:abstractNumId="20" w15:restartNumberingAfterBreak="0">
     <w:nsid w:val="2A715BC0"/>
     <w:multiLevelType w:val="multilevel"/>
     <w:tmpl w:val="BCCEDAAE"/>
@@ -19751,7 +21064,7 @@
       </w:pPr>
     </w:lvl>
   </w:abstractNum>
-  <w:abstractNum w:abstractNumId="17" w15:restartNumberingAfterBreak="0">
+  <w:abstractNum w:abstractNumId="21" w15:restartNumberingAfterBreak="0">
     <w:nsid w:val="2CD23DD2"/>
     <w:multiLevelType w:val="multilevel"/>
     <w:tmpl w:val="BCCEDAAE"/>
@@ -19864,7 +21177,7 @@
       </w:pPr>
     </w:lvl>
   </w:abstractNum>
-  <w:abstractNum w:abstractNumId="18" w15:restartNumberingAfterBreak="0">
+  <w:abstractNum w:abstractNumId="22" w15:restartNumberingAfterBreak="0">
     <w:nsid w:val="2D5C5FF7"/>
     <w:multiLevelType w:val="hybridMultilevel"/>
     <w:tmpl w:val="40EC16CA"/>
@@ -19953,7 +21266,7 @@
       </w:pPr>
     </w:lvl>
   </w:abstractNum>
-  <w:abstractNum w:abstractNumId="19" w15:restartNumberingAfterBreak="0">
+  <w:abstractNum w:abstractNumId="23" w15:restartNumberingAfterBreak="0">
     <w:nsid w:val="31D50131"/>
     <w:multiLevelType w:val="hybridMultilevel"/>
     <w:tmpl w:val="821E307C"/>
@@ -20042,7 +21355,7 @@
       </w:pPr>
     </w:lvl>
   </w:abstractNum>
-  <w:abstractNum w:abstractNumId="20" w15:restartNumberingAfterBreak="0">
+  <w:abstractNum w:abstractNumId="24" w15:restartNumberingAfterBreak="0">
     <w:nsid w:val="35EA02A3"/>
     <w:multiLevelType w:val="multilevel"/>
     <w:tmpl w:val="958EDE7C"/>
@@ -20191,7 +21504,7 @@
       </w:rPr>
     </w:lvl>
   </w:abstractNum>
-  <w:abstractNum w:abstractNumId="21" w15:restartNumberingAfterBreak="0">
+  <w:abstractNum w:abstractNumId="25" w15:restartNumberingAfterBreak="0">
     <w:nsid w:val="36092D87"/>
     <w:multiLevelType w:val="hybridMultilevel"/>
     <w:tmpl w:val="B660F600"/>
@@ -20312,7 +21625,7 @@
       </w:rPr>
     </w:lvl>
   </w:abstractNum>
-  <w:abstractNum w:abstractNumId="22" w15:restartNumberingAfterBreak="0">
+  <w:abstractNum w:abstractNumId="26" w15:restartNumberingAfterBreak="0">
     <w:nsid w:val="3A285D46"/>
     <w:multiLevelType w:val="hybridMultilevel"/>
     <w:tmpl w:val="19CCEF34"/>
@@ -20401,7 +21714,7 @@
       </w:pPr>
     </w:lvl>
   </w:abstractNum>
-  <w:abstractNum w:abstractNumId="23" w15:restartNumberingAfterBreak="0">
+  <w:abstractNum w:abstractNumId="27" w15:restartNumberingAfterBreak="0">
     <w:nsid w:val="3C635627"/>
     <w:multiLevelType w:val="multilevel"/>
     <w:tmpl w:val="B3E4B4B0"/>
@@ -20543,7 +21856,7 @@
       </w:rPr>
     </w:lvl>
   </w:abstractNum>
-  <w:abstractNum w:abstractNumId="24" w15:restartNumberingAfterBreak="0">
+  <w:abstractNum w:abstractNumId="28" w15:restartNumberingAfterBreak="0">
     <w:nsid w:val="3C820D80"/>
     <w:multiLevelType w:val="hybridMultilevel"/>
     <w:tmpl w:val="34FE65A0"/>
@@ -20664,7 +21977,156 @@
       </w:rPr>
     </w:lvl>
   </w:abstractNum>
-  <w:abstractNum w:abstractNumId="25" w15:restartNumberingAfterBreak="0">
+  <w:abstractNum w:abstractNumId="29" w15:restartNumberingAfterBreak="0">
+    <w:nsid w:val="3ED1174A"/>
+    <w:multiLevelType w:val="multilevel"/>
+    <w:tmpl w:val="2DB6007C"/>
+    <w:lvl w:ilvl="0">
+      <w:start w:val="1"/>
+      <w:numFmt w:val="bullet"/>
+      <w:lvlText w:val=""/>
+      <w:lvlJc w:val="left"/>
+      <w:pPr>
+        <w:tabs>
+          <w:tab w:val="num" w:pos="720"/>
+        </w:tabs>
+        <w:ind w:left="720" w:hanging="360"/>
+      </w:pPr>
+      <w:rPr>
+        <w:rFonts w:ascii="Symbol" w:hAnsi="Symbol" w:hint="default"/>
+        <w:sz w:val="20"/>
+      </w:rPr>
+    </w:lvl>
+    <w:lvl w:ilvl="1" w:tentative="1">
+      <w:start w:val="1"/>
+      <w:numFmt w:val="bullet"/>
+      <w:lvlText w:val="o"/>
+      <w:lvlJc w:val="left"/>
+      <w:pPr>
+        <w:tabs>
+          <w:tab w:val="num" w:pos="1440"/>
+        </w:tabs>
+        <w:ind w:left="1440" w:hanging="360"/>
+      </w:pPr>
+      <w:rPr>
+        <w:rFonts w:ascii="Courier New" w:hAnsi="Courier New" w:hint="default"/>
+        <w:sz w:val="20"/>
+      </w:rPr>
+    </w:lvl>
+    <w:lvl w:ilvl="2" w:tentative="1">
+      <w:start w:val="1"/>
+      <w:numFmt w:val="bullet"/>
+      <w:lvlText w:val=""/>
+      <w:lvlJc w:val="left"/>
+      <w:pPr>
+        <w:tabs>
+          <w:tab w:val="num" w:pos="2160"/>
+        </w:tabs>
+        <w:ind w:left="2160" w:hanging="360"/>
+      </w:pPr>
+      <w:rPr>
+        <w:rFonts w:ascii="Wingdings" w:hAnsi="Wingdings" w:hint="default"/>
+        <w:sz w:val="20"/>
+      </w:rPr>
+    </w:lvl>
+    <w:lvl w:ilvl="3" w:tentative="1">
+      <w:start w:val="1"/>
+      <w:numFmt w:val="bullet"/>
+      <w:lvlText w:val=""/>
+      <w:lvlJc w:val="left"/>
+      <w:pPr>
+        <w:tabs>
+          <w:tab w:val="num" w:pos="2880"/>
+        </w:tabs>
+        <w:ind w:left="2880" w:hanging="360"/>
+      </w:pPr>
+      <w:rPr>
+        <w:rFonts w:ascii="Wingdings" w:hAnsi="Wingdings" w:hint="default"/>
+        <w:sz w:val="20"/>
+      </w:rPr>
+    </w:lvl>
+    <w:lvl w:ilvl="4" w:tentative="1">
+      <w:start w:val="1"/>
+      <w:numFmt w:val="bullet"/>
+      <w:lvlText w:val=""/>
+      <w:lvlJc w:val="left"/>
+      <w:pPr>
+        <w:tabs>
+          <w:tab w:val="num" w:pos="3600"/>
+        </w:tabs>
+        <w:ind w:left="3600" w:hanging="360"/>
+      </w:pPr>
+      <w:rPr>
+        <w:rFonts w:ascii="Wingdings" w:hAnsi="Wingdings" w:hint="default"/>
+        <w:sz w:val="20"/>
+      </w:rPr>
+    </w:lvl>
+    <w:lvl w:ilvl="5" w:tentative="1">
+      <w:start w:val="1"/>
+      <w:numFmt w:val="bullet"/>
+      <w:lvlText w:val=""/>
+      <w:lvlJc w:val="left"/>
+      <w:pPr>
+        <w:tabs>
+          <w:tab w:val="num" w:pos="4320"/>
+        </w:tabs>
+        <w:ind w:left="4320" w:hanging="360"/>
+      </w:pPr>
+      <w:rPr>
+        <w:rFonts w:ascii="Wingdings" w:hAnsi="Wingdings" w:hint="default"/>
+        <w:sz w:val="20"/>
+      </w:rPr>
+    </w:lvl>
+    <w:lvl w:ilvl="6" w:tentative="1">
+      <w:start w:val="1"/>
+      <w:numFmt w:val="bullet"/>
+      <w:lvlText w:val=""/>
+      <w:lvlJc w:val="left"/>
+      <w:pPr>
+        <w:tabs>
+          <w:tab w:val="num" w:pos="5040"/>
+        </w:tabs>
+        <w:ind w:left="5040" w:hanging="360"/>
+      </w:pPr>
+      <w:rPr>
+        <w:rFonts w:ascii="Wingdings" w:hAnsi="Wingdings" w:hint="default"/>
+        <w:sz w:val="20"/>
+      </w:rPr>
+    </w:lvl>
+    <w:lvl w:ilvl="7" w:tentative="1">
+      <w:start w:val="1"/>
+      <w:numFmt w:val="bullet"/>
+      <w:lvlText w:val=""/>
+      <w:lvlJc w:val="left"/>
+      <w:pPr>
+        <w:tabs>
+          <w:tab w:val="num" w:pos="5760"/>
+        </w:tabs>
+        <w:ind w:left="5760" w:hanging="360"/>
+      </w:pPr>
+      <w:rPr>
+        <w:rFonts w:ascii="Wingdings" w:hAnsi="Wingdings" w:hint="default"/>
+        <w:sz w:val="20"/>
+      </w:rPr>
+    </w:lvl>
+    <w:lvl w:ilvl="8" w:tentative="1">
+      <w:start w:val="1"/>
+      <w:numFmt w:val="bullet"/>
+      <w:lvlText w:val=""/>
+      <w:lvlJc w:val="left"/>
+      <w:pPr>
+        <w:tabs>
+          <w:tab w:val="num" w:pos="6480"/>
+        </w:tabs>
+        <w:ind w:left="6480" w:hanging="360"/>
+      </w:pPr>
+      <w:rPr>
+        <w:rFonts w:ascii="Wingdings" w:hAnsi="Wingdings" w:hint="default"/>
+        <w:sz w:val="20"/>
+      </w:rPr>
+    </w:lvl>
+  </w:abstractNum>
+  <w:abstractNum w:abstractNumId="30" w15:restartNumberingAfterBreak="0">
     <w:nsid w:val="3FC708BA"/>
     <w:multiLevelType w:val="hybridMultilevel"/>
     <w:tmpl w:val="136086CA"/>
@@ -20785,7 +22247,7 @@
       </w:rPr>
     </w:lvl>
   </w:abstractNum>
-  <w:abstractNum w:abstractNumId="26" w15:restartNumberingAfterBreak="0">
+  <w:abstractNum w:abstractNumId="31" w15:restartNumberingAfterBreak="0">
     <w:nsid w:val="41E81DDC"/>
     <w:multiLevelType w:val="hybridMultilevel"/>
     <w:tmpl w:val="FC40DC1A"/>
@@ -20874,7 +22336,7 @@
       </w:pPr>
     </w:lvl>
   </w:abstractNum>
-  <w:abstractNum w:abstractNumId="27" w15:restartNumberingAfterBreak="0">
+  <w:abstractNum w:abstractNumId="32" w15:restartNumberingAfterBreak="0">
     <w:nsid w:val="420D1CB7"/>
     <w:multiLevelType w:val="multilevel"/>
     <w:tmpl w:val="A5E4BC72"/>
@@ -20987,7 +22449,7 @@
       </w:rPr>
     </w:lvl>
   </w:abstractNum>
-  <w:abstractNum w:abstractNumId="28" w15:restartNumberingAfterBreak="0">
+  <w:abstractNum w:abstractNumId="33" w15:restartNumberingAfterBreak="0">
     <w:nsid w:val="442C184D"/>
     <w:multiLevelType w:val="hybridMultilevel"/>
     <w:tmpl w:val="F7BA41A0"/>
@@ -21109,7 +22571,7 @@
       </w:rPr>
     </w:lvl>
   </w:abstractNum>
-  <w:abstractNum w:abstractNumId="29" w15:restartNumberingAfterBreak="0">
+  <w:abstractNum w:abstractNumId="34" w15:restartNumberingAfterBreak="0">
     <w:nsid w:val="469511B9"/>
     <w:multiLevelType w:val="hybridMultilevel"/>
     <w:tmpl w:val="362C8F96"/>
@@ -21195,7 +22657,7 @@
       </w:pPr>
     </w:lvl>
   </w:abstractNum>
-  <w:abstractNum w:abstractNumId="30" w15:restartNumberingAfterBreak="0">
+  <w:abstractNum w:abstractNumId="35" w15:restartNumberingAfterBreak="0">
     <w:nsid w:val="495A4440"/>
     <w:multiLevelType w:val="hybridMultilevel"/>
     <w:tmpl w:val="31365306"/>
@@ -21316,7 +22778,7 @@
       </w:rPr>
     </w:lvl>
   </w:abstractNum>
-  <w:abstractNum w:abstractNumId="31" w15:restartNumberingAfterBreak="0">
+  <w:abstractNum w:abstractNumId="36" w15:restartNumberingAfterBreak="0">
     <w:nsid w:val="5AAB1793"/>
     <w:multiLevelType w:val="hybridMultilevel"/>
     <w:tmpl w:val="2124E460"/>
@@ -21437,7 +22899,7 @@
       </w:rPr>
     </w:lvl>
   </w:abstractNum>
-  <w:abstractNum w:abstractNumId="32" w15:restartNumberingAfterBreak="0">
+  <w:abstractNum w:abstractNumId="37" w15:restartNumberingAfterBreak="0">
     <w:nsid w:val="5B591EE4"/>
     <w:multiLevelType w:val="hybridMultilevel"/>
     <w:tmpl w:val="71BC9FBA"/>
@@ -21568,7 +23030,7 @@
       </w:rPr>
     </w:lvl>
   </w:abstractNum>
-  <w:abstractNum w:abstractNumId="33" w15:restartNumberingAfterBreak="0">
+  <w:abstractNum w:abstractNumId="38" w15:restartNumberingAfterBreak="0">
     <w:nsid w:val="5F853998"/>
     <w:multiLevelType w:val="hybridMultilevel"/>
     <w:tmpl w:val="833C21E0"/>
@@ -21689,7 +23151,7 @@
       </w:rPr>
     </w:lvl>
   </w:abstractNum>
-  <w:abstractNum w:abstractNumId="34" w15:restartNumberingAfterBreak="0">
+  <w:abstractNum w:abstractNumId="39" w15:restartNumberingAfterBreak="0">
     <w:nsid w:val="608C16DA"/>
     <w:multiLevelType w:val="hybridMultilevel"/>
     <w:tmpl w:val="A30C9EDE"/>
@@ -21810,7 +23272,156 @@
       </w:rPr>
     </w:lvl>
   </w:abstractNum>
-  <w:abstractNum w:abstractNumId="35" w15:restartNumberingAfterBreak="0">
+  <w:abstractNum w:abstractNumId="40" w15:restartNumberingAfterBreak="0">
+    <w:nsid w:val="656C342B"/>
+    <w:multiLevelType w:val="multilevel"/>
+    <w:tmpl w:val="10C80694"/>
+    <w:lvl w:ilvl="0">
+      <w:start w:val="1"/>
+      <w:numFmt w:val="bullet"/>
+      <w:lvlText w:val=""/>
+      <w:lvlJc w:val="left"/>
+      <w:pPr>
+        <w:tabs>
+          <w:tab w:val="num" w:pos="720"/>
+        </w:tabs>
+        <w:ind w:left="720" w:hanging="360"/>
+      </w:pPr>
+      <w:rPr>
+        <w:rFonts w:ascii="Symbol" w:hAnsi="Symbol" w:hint="default"/>
+        <w:sz w:val="20"/>
+      </w:rPr>
+    </w:lvl>
+    <w:lvl w:ilvl="1" w:tentative="1">
+      <w:start w:val="1"/>
+      <w:numFmt w:val="bullet"/>
+      <w:lvlText w:val="o"/>
+      <w:lvlJc w:val="left"/>
+      <w:pPr>
+        <w:tabs>
+          <w:tab w:val="num" w:pos="1440"/>
+        </w:tabs>
+        <w:ind w:left="1440" w:hanging="360"/>
+      </w:pPr>
+      <w:rPr>
+        <w:rFonts w:ascii="Courier New" w:hAnsi="Courier New" w:hint="default"/>
+        <w:sz w:val="20"/>
+      </w:rPr>
+    </w:lvl>
+    <w:lvl w:ilvl="2" w:tentative="1">
+      <w:start w:val="1"/>
+      <w:numFmt w:val="bullet"/>
+      <w:lvlText w:val=""/>
+      <w:lvlJc w:val="left"/>
+      <w:pPr>
+        <w:tabs>
+          <w:tab w:val="num" w:pos="2160"/>
+        </w:tabs>
+        <w:ind w:left="2160" w:hanging="360"/>
+      </w:pPr>
+      <w:rPr>
+        <w:rFonts w:ascii="Wingdings" w:hAnsi="Wingdings" w:hint="default"/>
+        <w:sz w:val="20"/>
+      </w:rPr>
+    </w:lvl>
+    <w:lvl w:ilvl="3" w:tentative="1">
+      <w:start w:val="1"/>
+      <w:numFmt w:val="bullet"/>
+      <w:lvlText w:val=""/>
+      <w:lvlJc w:val="left"/>
+      <w:pPr>
+        <w:tabs>
+          <w:tab w:val="num" w:pos="2880"/>
+        </w:tabs>
+        <w:ind w:left="2880" w:hanging="360"/>
+      </w:pPr>
+      <w:rPr>
+        <w:rFonts w:ascii="Wingdings" w:hAnsi="Wingdings" w:hint="default"/>
+        <w:sz w:val="20"/>
+      </w:rPr>
+    </w:lvl>
+    <w:lvl w:ilvl="4" w:tentative="1">
+      <w:start w:val="1"/>
+      <w:numFmt w:val="bullet"/>
+      <w:lvlText w:val=""/>
+      <w:lvlJc w:val="left"/>
+      <w:pPr>
+        <w:tabs>
+          <w:tab w:val="num" w:pos="3600"/>
+        </w:tabs>
+        <w:ind w:left="3600" w:hanging="360"/>
+      </w:pPr>
+      <w:rPr>
+        <w:rFonts w:ascii="Wingdings" w:hAnsi="Wingdings" w:hint="default"/>
+        <w:sz w:val="20"/>
+      </w:rPr>
+    </w:lvl>
+    <w:lvl w:ilvl="5" w:tentative="1">
+      <w:start w:val="1"/>
+      <w:numFmt w:val="bullet"/>
+      <w:lvlText w:val=""/>
+      <w:lvlJc w:val="left"/>
+      <w:pPr>
+        <w:tabs>
+          <w:tab w:val="num" w:pos="4320"/>
+        </w:tabs>
+        <w:ind w:left="4320" w:hanging="360"/>
+      </w:pPr>
+      <w:rPr>
+        <w:rFonts w:ascii="Wingdings" w:hAnsi="Wingdings" w:hint="default"/>
+        <w:sz w:val="20"/>
+      </w:rPr>
+    </w:lvl>
+    <w:lvl w:ilvl="6" w:tentative="1">
+      <w:start w:val="1"/>
+      <w:numFmt w:val="bullet"/>
+      <w:lvlText w:val=""/>
+      <w:lvlJc w:val="left"/>
+      <w:pPr>
+        <w:tabs>
+          <w:tab w:val="num" w:pos="5040"/>
+        </w:tabs>
+        <w:ind w:left="5040" w:hanging="360"/>
+      </w:pPr>
+      <w:rPr>
+        <w:rFonts w:ascii="Wingdings" w:hAnsi="Wingdings" w:hint="default"/>
+        <w:sz w:val="20"/>
+      </w:rPr>
+    </w:lvl>
+    <w:lvl w:ilvl="7" w:tentative="1">
+      <w:start w:val="1"/>
+      <w:numFmt w:val="bullet"/>
+      <w:lvlText w:val=""/>
+      <w:lvlJc w:val="left"/>
+      <w:pPr>
+        <w:tabs>
+          <w:tab w:val="num" w:pos="5760"/>
+        </w:tabs>
+        <w:ind w:left="5760" w:hanging="360"/>
+      </w:pPr>
+      <w:rPr>
+        <w:rFonts w:ascii="Wingdings" w:hAnsi="Wingdings" w:hint="default"/>
+        <w:sz w:val="20"/>
+      </w:rPr>
+    </w:lvl>
+    <w:lvl w:ilvl="8" w:tentative="1">
+      <w:start w:val="1"/>
+      <w:numFmt w:val="bullet"/>
+      <w:lvlText w:val=""/>
+      <w:lvlJc w:val="left"/>
+      <w:pPr>
+        <w:tabs>
+          <w:tab w:val="num" w:pos="6480"/>
+        </w:tabs>
+        <w:ind w:left="6480" w:hanging="360"/>
+      </w:pPr>
+      <w:rPr>
+        <w:rFonts w:ascii="Wingdings" w:hAnsi="Wingdings" w:hint="default"/>
+        <w:sz w:val="20"/>
+      </w:rPr>
+    </w:lvl>
+  </w:abstractNum>
+  <w:abstractNum w:abstractNumId="41" w15:restartNumberingAfterBreak="0">
     <w:nsid w:val="692E5339"/>
     <w:multiLevelType w:val="hybridMultilevel"/>
     <w:tmpl w:val="D53E5712"/>
@@ -21932,7 +23543,7 @@
       </w:rPr>
     </w:lvl>
   </w:abstractNum>
-  <w:abstractNum w:abstractNumId="36" w15:restartNumberingAfterBreak="0">
+  <w:abstractNum w:abstractNumId="42" w15:restartNumberingAfterBreak="0">
     <w:nsid w:val="6FE44229"/>
     <w:multiLevelType w:val="hybridMultilevel"/>
     <w:tmpl w:val="B7C6B4A8"/>
@@ -22053,7 +23664,7 @@
       </w:rPr>
     </w:lvl>
   </w:abstractNum>
-  <w:abstractNum w:abstractNumId="37" w15:restartNumberingAfterBreak="0">
+  <w:abstractNum w:abstractNumId="43" w15:restartNumberingAfterBreak="0">
     <w:nsid w:val="702F0EF7"/>
     <w:multiLevelType w:val="hybridMultilevel"/>
     <w:tmpl w:val="BC160B62"/>
@@ -22175,7 +23786,7 @@
       </w:rPr>
     </w:lvl>
   </w:abstractNum>
-  <w:abstractNum w:abstractNumId="38" w15:restartNumberingAfterBreak="0">
+  <w:abstractNum w:abstractNumId="44" w15:restartNumberingAfterBreak="0">
     <w:nsid w:val="712A1A01"/>
     <w:multiLevelType w:val="hybridMultilevel"/>
     <w:tmpl w:val="6C9287B4"/>
@@ -22264,7 +23875,156 @@
       </w:pPr>
     </w:lvl>
   </w:abstractNum>
-  <w:abstractNum w:abstractNumId="39" w15:restartNumberingAfterBreak="0">
+  <w:abstractNum w:abstractNumId="45" w15:restartNumberingAfterBreak="0">
+    <w:nsid w:val="727A74F6"/>
+    <w:multiLevelType w:val="multilevel"/>
+    <w:tmpl w:val="901E7CD0"/>
+    <w:lvl w:ilvl="0">
+      <w:start w:val="1"/>
+      <w:numFmt w:val="bullet"/>
+      <w:lvlText w:val=""/>
+      <w:lvlJc w:val="left"/>
+      <w:pPr>
+        <w:tabs>
+          <w:tab w:val="num" w:pos="720"/>
+        </w:tabs>
+        <w:ind w:left="720" w:hanging="360"/>
+      </w:pPr>
+      <w:rPr>
+        <w:rFonts w:ascii="Symbol" w:hAnsi="Symbol" w:hint="default"/>
+        <w:sz w:val="20"/>
+      </w:rPr>
+    </w:lvl>
+    <w:lvl w:ilvl="1" w:tentative="1">
+      <w:start w:val="1"/>
+      <w:numFmt w:val="bullet"/>
+      <w:lvlText w:val="o"/>
+      <w:lvlJc w:val="left"/>
+      <w:pPr>
+        <w:tabs>
+          <w:tab w:val="num" w:pos="1440"/>
+        </w:tabs>
+        <w:ind w:left="1440" w:hanging="360"/>
+      </w:pPr>
+      <w:rPr>
+        <w:rFonts w:ascii="Courier New" w:hAnsi="Courier New" w:hint="default"/>
+        <w:sz w:val="20"/>
+      </w:rPr>
+    </w:lvl>
+    <w:lvl w:ilvl="2" w:tentative="1">
+      <w:start w:val="1"/>
+      <w:numFmt w:val="bullet"/>
+      <w:lvlText w:val=""/>
+      <w:lvlJc w:val="left"/>
+      <w:pPr>
+        <w:tabs>
+          <w:tab w:val="num" w:pos="2160"/>
+        </w:tabs>
+        <w:ind w:left="2160" w:hanging="360"/>
+      </w:pPr>
+      <w:rPr>
+        <w:rFonts w:ascii="Wingdings" w:hAnsi="Wingdings" w:hint="default"/>
+        <w:sz w:val="20"/>
+      </w:rPr>
+    </w:lvl>
+    <w:lvl w:ilvl="3" w:tentative="1">
+      <w:start w:val="1"/>
+      <w:numFmt w:val="bullet"/>
+      <w:lvlText w:val=""/>
+      <w:lvlJc w:val="left"/>
+      <w:pPr>
+        <w:tabs>
+          <w:tab w:val="num" w:pos="2880"/>
+        </w:tabs>
+        <w:ind w:left="2880" w:hanging="360"/>
+      </w:pPr>
+      <w:rPr>
+        <w:rFonts w:ascii="Wingdings" w:hAnsi="Wingdings" w:hint="default"/>
+        <w:sz w:val="20"/>
+      </w:rPr>
+    </w:lvl>
+    <w:lvl w:ilvl="4" w:tentative="1">
+      <w:start w:val="1"/>
+      <w:numFmt w:val="bullet"/>
+      <w:lvlText w:val=""/>
+      <w:lvlJc w:val="left"/>
+      <w:pPr>
+        <w:tabs>
+          <w:tab w:val="num" w:pos="3600"/>
+        </w:tabs>
+        <w:ind w:left="3600" w:hanging="360"/>
+      </w:pPr>
+      <w:rPr>
+        <w:rFonts w:ascii="Wingdings" w:hAnsi="Wingdings" w:hint="default"/>
+        <w:sz w:val="20"/>
+      </w:rPr>
+    </w:lvl>
+    <w:lvl w:ilvl="5" w:tentative="1">
+      <w:start w:val="1"/>
+      <w:numFmt w:val="bullet"/>
+      <w:lvlText w:val=""/>
+      <w:lvlJc w:val="left"/>
+      <w:pPr>
+        <w:tabs>
+          <w:tab w:val="num" w:pos="4320"/>
+        </w:tabs>
+        <w:ind w:left="4320" w:hanging="360"/>
+      </w:pPr>
+      <w:rPr>
+        <w:rFonts w:ascii="Wingdings" w:hAnsi="Wingdings" w:hint="default"/>
+        <w:sz w:val="20"/>
+      </w:rPr>
+    </w:lvl>
+    <w:lvl w:ilvl="6" w:tentative="1">
+      <w:start w:val="1"/>
+      <w:numFmt w:val="bullet"/>
+      <w:lvlText w:val=""/>
+      <w:lvlJc w:val="left"/>
+      <w:pPr>
+        <w:tabs>
+          <w:tab w:val="num" w:pos="5040"/>
+        </w:tabs>
+        <w:ind w:left="5040" w:hanging="360"/>
+      </w:pPr>
+      <w:rPr>
+        <w:rFonts w:ascii="Wingdings" w:hAnsi="Wingdings" w:hint="default"/>
+        <w:sz w:val="20"/>
+      </w:rPr>
+    </w:lvl>
+    <w:lvl w:ilvl="7" w:tentative="1">
+      <w:start w:val="1"/>
+      <w:numFmt w:val="bullet"/>
+      <w:lvlText w:val=""/>
+      <w:lvlJc w:val="left"/>
+      <w:pPr>
+        <w:tabs>
+          <w:tab w:val="num" w:pos="5760"/>
+        </w:tabs>
+        <w:ind w:left="5760" w:hanging="360"/>
+      </w:pPr>
+      <w:rPr>
+        <w:rFonts w:ascii="Wingdings" w:hAnsi="Wingdings" w:hint="default"/>
+        <w:sz w:val="20"/>
+      </w:rPr>
+    </w:lvl>
+    <w:lvl w:ilvl="8" w:tentative="1">
+      <w:start w:val="1"/>
+      <w:numFmt w:val="bullet"/>
+      <w:lvlText w:val=""/>
+      <w:lvlJc w:val="left"/>
+      <w:pPr>
+        <w:tabs>
+          <w:tab w:val="num" w:pos="6480"/>
+        </w:tabs>
+        <w:ind w:left="6480" w:hanging="360"/>
+      </w:pPr>
+      <w:rPr>
+        <w:rFonts w:ascii="Wingdings" w:hAnsi="Wingdings" w:hint="default"/>
+        <w:sz w:val="20"/>
+      </w:rPr>
+    </w:lvl>
+  </w:abstractNum>
+  <w:abstractNum w:abstractNumId="46" w15:restartNumberingAfterBreak="0">
     <w:nsid w:val="72C5533A"/>
     <w:multiLevelType w:val="hybridMultilevel"/>
     <w:tmpl w:val="46B2A866"/>
@@ -22386,7 +24146,7 @@
       </w:rPr>
     </w:lvl>
   </w:abstractNum>
-  <w:abstractNum w:abstractNumId="40" w15:restartNumberingAfterBreak="0">
+  <w:abstractNum w:abstractNumId="47" w15:restartNumberingAfterBreak="0">
     <w:nsid w:val="7320522F"/>
     <w:multiLevelType w:val="hybridMultilevel"/>
     <w:tmpl w:val="928A5372"/>
@@ -22475,7 +24235,7 @@
       </w:pPr>
     </w:lvl>
   </w:abstractNum>
-  <w:abstractNum w:abstractNumId="41" w15:restartNumberingAfterBreak="0">
+  <w:abstractNum w:abstractNumId="48" w15:restartNumberingAfterBreak="0">
     <w:nsid w:val="73E57ACF"/>
     <w:multiLevelType w:val="hybridMultilevel"/>
     <w:tmpl w:val="38D0FD4A"/>
@@ -22596,7 +24356,7 @@
       </w:rPr>
     </w:lvl>
   </w:abstractNum>
-  <w:abstractNum w:abstractNumId="42" w15:restartNumberingAfterBreak="0">
+  <w:abstractNum w:abstractNumId="49" w15:restartNumberingAfterBreak="0">
     <w:nsid w:val="77221936"/>
     <w:multiLevelType w:val="multilevel"/>
     <w:tmpl w:val="B3E4B4B0"/>
@@ -22738,7 +24498,7 @@
       </w:rPr>
     </w:lvl>
   </w:abstractNum>
-  <w:abstractNum w:abstractNumId="43" w15:restartNumberingAfterBreak="0">
+  <w:abstractNum w:abstractNumId="50" w15:restartNumberingAfterBreak="0">
     <w:nsid w:val="77A663F7"/>
     <w:multiLevelType w:val="hybridMultilevel"/>
     <w:tmpl w:val="7354D8DC"/>
@@ -22859,7 +24619,7 @@
       </w:rPr>
     </w:lvl>
   </w:abstractNum>
-  <w:abstractNum w:abstractNumId="44" w15:restartNumberingAfterBreak="0">
+  <w:abstractNum w:abstractNumId="51" w15:restartNumberingAfterBreak="0">
     <w:nsid w:val="7BC6256D"/>
     <w:multiLevelType w:val="hybridMultilevel"/>
     <w:tmpl w:val="09C2C45E"/>
@@ -22981,7 +24741,7 @@
       </w:rPr>
     </w:lvl>
   </w:abstractNum>
-  <w:abstractNum w:abstractNumId="45" w15:restartNumberingAfterBreak="0">
+  <w:abstractNum w:abstractNumId="52" w15:restartNumberingAfterBreak="0">
     <w:nsid w:val="7C1A4466"/>
     <w:multiLevelType w:val="hybridMultilevel"/>
     <w:tmpl w:val="B51443A0"/>
@@ -23070,7 +24830,7 @@
       </w:pPr>
     </w:lvl>
   </w:abstractNum>
-  <w:abstractNum w:abstractNumId="46" w15:restartNumberingAfterBreak="0">
+  <w:abstractNum w:abstractNumId="53" w15:restartNumberingAfterBreak="0">
     <w:nsid w:val="7C731B66"/>
     <w:multiLevelType w:val="hybridMultilevel"/>
     <w:tmpl w:val="8864F8CA"/>
@@ -23192,7 +24952,7 @@
       </w:rPr>
     </w:lvl>
   </w:abstractNum>
-  <w:abstractNum w:abstractNumId="47" w15:restartNumberingAfterBreak="0">
+  <w:abstractNum w:abstractNumId="54" w15:restartNumberingAfterBreak="0">
     <w:nsid w:val="7E555E5F"/>
     <w:multiLevelType w:val="hybridMultilevel"/>
     <w:tmpl w:val="5CB048E6"/>
@@ -23314,154 +25074,175 @@
     </w:lvl>
   </w:abstractNum>
   <w:num w:numId="1" w16cid:durableId="1016618658">
-    <w:abstractNumId w:val="23"/>
+    <w:abstractNumId w:val="27"/>
   </w:num>
   <w:num w:numId="2" w16cid:durableId="954674127">
+    <w:abstractNumId w:val="51"/>
+  </w:num>
+  <w:num w:numId="3" w16cid:durableId="2041122076">
+    <w:abstractNumId w:val="33"/>
+  </w:num>
+  <w:num w:numId="4" w16cid:durableId="762185932">
+    <w:abstractNumId w:val="41"/>
+  </w:num>
+  <w:num w:numId="5" w16cid:durableId="1387293839">
+    <w:abstractNumId w:val="37"/>
+  </w:num>
+  <w:num w:numId="6" w16cid:durableId="1667518273">
+    <w:abstractNumId w:val="6"/>
+  </w:num>
+  <w:num w:numId="7" w16cid:durableId="1050769936">
+    <w:abstractNumId w:val="31"/>
+  </w:num>
+  <w:num w:numId="8" w16cid:durableId="534730698">
+    <w:abstractNumId w:val="53"/>
+  </w:num>
+  <w:num w:numId="9" w16cid:durableId="1628975390">
+    <w:abstractNumId w:val="36"/>
+  </w:num>
+  <w:num w:numId="10" w16cid:durableId="955142748">
+    <w:abstractNumId w:val="35"/>
+  </w:num>
+  <w:num w:numId="11" w16cid:durableId="496074724">
+    <w:abstractNumId w:val="11"/>
+  </w:num>
+  <w:num w:numId="12" w16cid:durableId="1521551189">
+    <w:abstractNumId w:val="30"/>
+  </w:num>
+  <w:num w:numId="13" w16cid:durableId="1484588459">
+    <w:abstractNumId w:val="42"/>
+  </w:num>
+  <w:num w:numId="14" w16cid:durableId="105513945">
+    <w:abstractNumId w:val="54"/>
+  </w:num>
+  <w:num w:numId="15" w16cid:durableId="2006854909">
+    <w:abstractNumId w:val="25"/>
+  </w:num>
+  <w:num w:numId="16" w16cid:durableId="1992362850">
+    <w:abstractNumId w:val="28"/>
+  </w:num>
+  <w:num w:numId="17" w16cid:durableId="986589398">
+    <w:abstractNumId w:val="50"/>
+  </w:num>
+  <w:num w:numId="18" w16cid:durableId="1464880516">
+    <w:abstractNumId w:val="38"/>
+  </w:num>
+  <w:num w:numId="19" w16cid:durableId="1421411459">
+    <w:abstractNumId w:val="15"/>
+  </w:num>
+  <w:num w:numId="20" w16cid:durableId="763571508">
+    <w:abstractNumId w:val="16"/>
+  </w:num>
+  <w:num w:numId="21" w16cid:durableId="1774472101">
+    <w:abstractNumId w:val="39"/>
+  </w:num>
+  <w:num w:numId="22" w16cid:durableId="227351383">
+    <w:abstractNumId w:val="10"/>
+  </w:num>
+  <w:num w:numId="23" w16cid:durableId="1193491145">
+    <w:abstractNumId w:val="48"/>
+  </w:num>
+  <w:num w:numId="24" w16cid:durableId="2145348824">
+    <w:abstractNumId w:val="24"/>
+  </w:num>
+  <w:num w:numId="25" w16cid:durableId="1520392325">
+    <w:abstractNumId w:val="49"/>
+  </w:num>
+  <w:num w:numId="26" w16cid:durableId="1951860458">
+    <w:abstractNumId w:val="43"/>
+  </w:num>
+  <w:num w:numId="27" w16cid:durableId="1014722336">
+    <w:abstractNumId w:val="19"/>
+  </w:num>
+  <w:num w:numId="28" w16cid:durableId="538318438">
+    <w:abstractNumId w:val="14"/>
+  </w:num>
+  <w:num w:numId="29" w16cid:durableId="1588809406">
+    <w:abstractNumId w:val="17"/>
+  </w:num>
+  <w:num w:numId="30" w16cid:durableId="1377698363">
+    <w:abstractNumId w:val="18"/>
+  </w:num>
+  <w:num w:numId="31" w16cid:durableId="2064403449">
+    <w:abstractNumId w:val="5"/>
+  </w:num>
+  <w:num w:numId="32" w16cid:durableId="622540872">
+    <w:abstractNumId w:val="46"/>
+  </w:num>
+  <w:num w:numId="33" w16cid:durableId="1445151665">
+    <w:abstractNumId w:val="9"/>
+  </w:num>
+  <w:num w:numId="34" w16cid:durableId="835922556">
+    <w:abstractNumId w:val="4"/>
+  </w:num>
+  <w:num w:numId="35" w16cid:durableId="2105493463">
+    <w:abstractNumId w:val="34"/>
+  </w:num>
+  <w:num w:numId="36" w16cid:durableId="177235740">
+    <w:abstractNumId w:val="32"/>
+  </w:num>
+  <w:num w:numId="37" w16cid:durableId="1964269751">
+    <w:abstractNumId w:val="21"/>
+  </w:num>
+  <w:num w:numId="38" w16cid:durableId="1267931215">
     <w:abstractNumId w:val="44"/>
   </w:num>
-  <w:num w:numId="3" w16cid:durableId="2041122076">
-    <w:abstractNumId w:val="28"/>
+  <w:num w:numId="39" w16cid:durableId="329715757">
+    <w:abstractNumId w:val="52"/>
   </w:num>
-  <w:num w:numId="4" w16cid:durableId="762185932">
-    <w:abstractNumId w:val="35"/>
-  </w:num>
-  <w:num w:numId="5" w16cid:durableId="1387293839">
-    <w:abstractNumId w:val="32"/>
-  </w:num>
-  <w:num w:numId="6" w16cid:durableId="1667518273">
-    <w:abstractNumId w:val="4"/>
-  </w:num>
-  <w:num w:numId="7" w16cid:durableId="1050769936">
-    <w:abstractNumId w:val="26"/>
-  </w:num>
-  <w:num w:numId="8" w16cid:durableId="534730698">
-    <w:abstractNumId w:val="46"/>
-  </w:num>
-  <w:num w:numId="9" w16cid:durableId="1628975390">
-    <w:abstractNumId w:val="31"/>
-  </w:num>
-  <w:num w:numId="10" w16cid:durableId="955142748">
-    <w:abstractNumId w:val="30"/>
-  </w:num>
-  <w:num w:numId="11" w16cid:durableId="496074724">
-    <w:abstractNumId w:val="8"/>
-  </w:num>
-  <w:num w:numId="12" w16cid:durableId="1521551189">
-    <w:abstractNumId w:val="25"/>
-  </w:num>
-  <w:num w:numId="13" w16cid:durableId="1484588459">
-    <w:abstractNumId w:val="36"/>
-  </w:num>
-  <w:num w:numId="14" w16cid:durableId="105513945">
-    <w:abstractNumId w:val="47"/>
-  </w:num>
-  <w:num w:numId="15" w16cid:durableId="2006854909">
-    <w:abstractNumId w:val="21"/>
-  </w:num>
-  <w:num w:numId="16" w16cid:durableId="1992362850">
-    <w:abstractNumId w:val="24"/>
-  </w:num>
-  <w:num w:numId="17" w16cid:durableId="986589398">
-    <w:abstractNumId w:val="43"/>
-  </w:num>
-  <w:num w:numId="18" w16cid:durableId="1464880516">
-    <w:abstractNumId w:val="33"/>
-  </w:num>
-  <w:num w:numId="19" w16cid:durableId="1421411459">
-    <w:abstractNumId w:val="11"/>
-  </w:num>
-  <w:num w:numId="20" w16cid:durableId="763571508">
-    <w:abstractNumId w:val="12"/>
-  </w:num>
-  <w:num w:numId="21" w16cid:durableId="1774472101">
-    <w:abstractNumId w:val="34"/>
-  </w:num>
-  <w:num w:numId="22" w16cid:durableId="227351383">
-    <w:abstractNumId w:val="7"/>
-  </w:num>
-  <w:num w:numId="23" w16cid:durableId="1193491145">
-    <w:abstractNumId w:val="41"/>
-  </w:num>
-  <w:num w:numId="24" w16cid:durableId="2145348824">
+  <w:num w:numId="40" w16cid:durableId="317929559">
     <w:abstractNumId w:val="20"/>
   </w:num>
-  <w:num w:numId="25" w16cid:durableId="1520392325">
-    <w:abstractNumId w:val="42"/>
-  </w:num>
-  <w:num w:numId="26" w16cid:durableId="1951860458">
-    <w:abstractNumId w:val="37"/>
-  </w:num>
-  <w:num w:numId="27" w16cid:durableId="1014722336">
-    <w:abstractNumId w:val="15"/>
-  </w:num>
-  <w:num w:numId="28" w16cid:durableId="538318438">
-    <w:abstractNumId w:val="10"/>
-  </w:num>
-  <w:num w:numId="29" w16cid:durableId="1588809406">
-    <w:abstractNumId w:val="13"/>
-  </w:num>
-  <w:num w:numId="30" w16cid:durableId="1377698363">
-    <w:abstractNumId w:val="14"/>
-  </w:num>
-  <w:num w:numId="31" w16cid:durableId="2064403449">
-    <w:abstractNumId w:val="3"/>
-  </w:num>
-  <w:num w:numId="32" w16cid:durableId="622540872">
-    <w:abstractNumId w:val="39"/>
-  </w:num>
-  <w:num w:numId="33" w16cid:durableId="1445151665">
-    <w:abstractNumId w:val="6"/>
-  </w:num>
-  <w:num w:numId="34" w16cid:durableId="835922556">
-    <w:abstractNumId w:val="2"/>
-  </w:num>
-  <w:num w:numId="35" w16cid:durableId="2105493463">
-    <w:abstractNumId w:val="29"/>
-  </w:num>
-  <w:num w:numId="36" w16cid:durableId="177235740">
-    <w:abstractNumId w:val="27"/>
-  </w:num>
-  <w:num w:numId="37" w16cid:durableId="1964269751">
-    <w:abstractNumId w:val="17"/>
-  </w:num>
-  <w:num w:numId="38" w16cid:durableId="1267931215">
-    <w:abstractNumId w:val="38"/>
-  </w:num>
-  <w:num w:numId="39" w16cid:durableId="329715757">
-    <w:abstractNumId w:val="45"/>
-  </w:num>
-  <w:num w:numId="40" w16cid:durableId="317929559">
-    <w:abstractNumId w:val="16"/>
-  </w:num>
   <w:num w:numId="41" w16cid:durableId="1450391123">
-    <w:abstractNumId w:val="18"/>
+    <w:abstractNumId w:val="22"/>
   </w:num>
   <w:num w:numId="42" w16cid:durableId="1438670748">
     <w:abstractNumId w:val="0"/>
   </w:num>
   <w:num w:numId="43" w16cid:durableId="1640265060">
+    <w:abstractNumId w:val="47"/>
+  </w:num>
+  <w:num w:numId="44" w16cid:durableId="409549426">
+    <w:abstractNumId w:val="2"/>
+  </w:num>
+  <w:num w:numId="45" w16cid:durableId="147863355">
+    <w:abstractNumId w:val="23"/>
+  </w:num>
+  <w:num w:numId="46" w16cid:durableId="802817045">
+    <w:abstractNumId w:val="26"/>
+  </w:num>
+  <w:num w:numId="47" w16cid:durableId="1122766908">
+    <w:abstractNumId w:val="8"/>
+  </w:num>
+  <w:num w:numId="48" w16cid:durableId="1380737535">
+    <w:abstractNumId w:val="13"/>
+  </w:num>
+  <w:num w:numId="49" w16cid:durableId="111170688">
+    <w:abstractNumId w:val="7"/>
+  </w:num>
+  <w:num w:numId="50" w16cid:durableId="730231120">
+    <w:abstractNumId w:val="1"/>
+  </w:num>
+  <w:num w:numId="51" w16cid:durableId="1428430388">
     <w:abstractNumId w:val="40"/>
   </w:num>
-  <w:num w:numId="44" w16cid:durableId="409549426">
-    <w:abstractNumId w:val="1"/>
+  <w:num w:numId="52" w16cid:durableId="1626619804">
+    <w:abstractNumId w:val="45"/>
   </w:num>
-  <w:num w:numId="45" w16cid:durableId="147863355">
-    <w:abstractNumId w:val="19"/>
+  <w:num w:numId="53" w16cid:durableId="475344959">
+    <w:abstractNumId w:val="3"/>
   </w:num>
-  <w:num w:numId="46" w16cid:durableId="802817045">
-    <w:abstractNumId w:val="22"/>
+  <w:num w:numId="54" w16cid:durableId="1243753659">
+    <w:abstractNumId w:val="12"/>
   </w:num>
-  <w:num w:numId="47" w16cid:durableId="1122766908">
-    <w:abstractNumId w:val="5"/>
-  </w:num>
-  <w:num w:numId="48" w16cid:durableId="1380737535">
-    <w:abstractNumId w:val="9"/>
+  <w:num w:numId="55" w16cid:durableId="2017147123">
+    <w:abstractNumId w:val="29"/>
   </w:num>
 </w:numbering>
 </file>
 
 <file path=word/styles.xml><?xml version="1.0" encoding="utf-8"?>
-<w:styles xmlns:mc="http://schemas.openxmlformats.org/markup-compatibility/2006" xmlns:r="http://schemas.openxmlformats.org/officeDocument/2006/relationships" xmlns:w="http://schemas.openxmlformats.org/wordprocessingml/2006/main" xmlns:w14="http://schemas.microsoft.com/office/word/2010/wordml" xmlns:w15="http://schemas.microsoft.com/office/word/2012/wordml" xmlns:w16cex="http://schemas.microsoft.com/office/word/2018/wordml/cex" xmlns:w16cid="http://schemas.microsoft.com/office/word/2016/wordml/cid" xmlns:w16="http://schemas.microsoft.com/office/word/2018/wordml" xmlns:w16du="http://schemas.microsoft.com/office/word/2023/wordml/word16du" xmlns:w16sdtdh="http://schemas.microsoft.com/office/word/2020/wordml/sdtdatahash" xmlns:w16se="http://schemas.microsoft.com/office/word/2015/wordml/symex" mc:Ignorable="w14 w15 w16se w16cid w16 w16cex w16sdtdh w16du">
+<w:styles xmlns:mc="http://schemas.openxmlformats.org/markup-compatibility/2006" xmlns:r="http://schemas.openxmlformats.org/officeDocument/2006/relationships" xmlns:w="http://schemas.openxmlformats.org/wordprocessingml/2006/main" xmlns:w14="http://schemas.microsoft.com/office/word/2010/wordml" xmlns:w15="http://schemas.microsoft.com/office/word/2012/wordml" xmlns:w16cex="http://schemas.microsoft.com/office/word/2018/wordml/cex" xmlns:w16cid="http://schemas.microsoft.com/office/word/2016/wordml/cid" xmlns:w16="http://schemas.microsoft.com/office/word/2018/wordml" xmlns:w16du="http://schemas.microsoft.com/office/word/2023/wordml/word16du" xmlns:w16sdtdh="http://schemas.microsoft.com/office/word/2020/wordml/sdtdatahash" xmlns:w16sdtfl="http://schemas.microsoft.com/office/word/2024/wordml/sdtformatlock" xmlns:w16se="http://schemas.microsoft.com/office/word/2015/wordml/symex" mc:Ignorable="w14 w15 w16se w16cid w16 w16cex w16sdtdh w16sdtfl w16du">
   <w:docDefaults>
     <w:rPrDefault>
       <w:rPr>
@@ -24074,7 +25855,6 @@
   <w:style w:type="character" w:default="1" w:styleId="a0">
     <w:name w:val="Default Paragraph Font"/>
     <w:uiPriority w:val="1"/>
-    <w:semiHidden/>
     <w:unhideWhenUsed/>
   </w:style>
   <w:style w:type="table" w:default="1" w:styleId="a1">
